--- a/boceto TFG/materiales y métodos definitivo.docx
+++ b/boceto TFG/materiales y métodos definitivo.docx
@@ -71,21 +71,56 @@
           <w:rFonts w:ascii="Palatino Linotype" w:hAnsi="Palatino Linotype"/>
           <w:lang w:val="es-ES"/>
         </w:rPr>
-        <w:t xml:space="preserve"> por su presencia en el mercado y por </w:t>
-      </w:r>
-      <w:r>
-        <w:rPr>
-          <w:rFonts w:ascii="Palatino Linotype" w:hAnsi="Palatino Linotype"/>
-          <w:lang w:val="es-ES"/>
-        </w:rPr>
-        <w:t xml:space="preserve">la </w:t>
-      </w:r>
-      <w:r>
-        <w:rPr>
-          <w:rFonts w:ascii="Palatino Linotype" w:hAnsi="Palatino Linotype"/>
-          <w:lang w:val="es-ES"/>
-        </w:rPr>
-        <w:t>frecuencia en la que se incluyen en estudios para evaluar alternativas vegetales a la leche de vaca [1,3,5]. Solo se han tenido en cuenta bebidas líquid</w:t>
+        <w:t xml:space="preserve"> por su presencia en el </w:t>
+      </w:r>
+      <w:r>
+        <w:rPr>
+          <w:rFonts w:ascii="Palatino Linotype" w:hAnsi="Palatino Linotype"/>
+          <w:lang w:val="es-ES"/>
+        </w:rPr>
+        <w:t>mercado,</w:t>
+      </w:r>
+      <w:r>
+        <w:rPr>
+          <w:rFonts w:ascii="Palatino Linotype" w:hAnsi="Palatino Linotype"/>
+          <w:lang w:val="es-ES"/>
+        </w:rPr>
+        <w:t xml:space="preserve"> la </w:t>
+      </w:r>
+      <w:r>
+        <w:rPr>
+          <w:rFonts w:ascii="Palatino Linotype" w:hAnsi="Palatino Linotype"/>
+          <w:lang w:val="es-ES"/>
+        </w:rPr>
+        <w:t>frecuencia en la que se incluyen en estudios para evaluar alternativas vegetales a la leche de vaca</w:t>
+      </w:r>
+      <w:r>
+        <w:rPr>
+          <w:rFonts w:ascii="Palatino Linotype" w:hAnsi="Palatino Linotype"/>
+          <w:lang w:val="es-ES"/>
+        </w:rPr>
+        <w:t xml:space="preserve"> </w:t>
+      </w:r>
+      <w:r>
+        <w:rPr>
+          <w:rFonts w:ascii="Palatino Linotype" w:hAnsi="Palatino Linotype"/>
+          <w:lang w:val="es-ES"/>
+        </w:rPr>
+        <w:t>[1,3,5]</w:t>
+      </w:r>
+      <w:r>
+        <w:rPr>
+          <w:rFonts w:ascii="Palatino Linotype" w:hAnsi="Palatino Linotype"/>
+          <w:lang w:val="es-ES"/>
+        </w:rPr>
+        <w:t xml:space="preserve"> y porque representan más del 80% de bebidas vegetales analizadas para evaluaciones nutricionales [2,3,19,22]. </w:t>
+      </w:r>
+      <w:r>
+        <w:rPr>
+          <w:rFonts w:ascii="Palatino Linotype" w:hAnsi="Palatino Linotype"/>
+          <w:lang w:val="es-ES"/>
+        </w:rPr>
+        <w:t>Solo se han tenido en cuenta bebidas líquid</w:t>
       </w:r>
       <w:r>
         <w:rPr>
@@ -553,7 +588,21 @@
           <w:rFonts w:ascii="Palatino Linotype" w:hAnsi="Palatino Linotype"/>
           <w:lang w:val="es-ES"/>
         </w:rPr>
-        <w:t>, a través de un sistema de limpieza de datos unificado que ha incluido: (1) Selección de variables nutricionales de interés (energía, grasas</w:t>
+        <w:t xml:space="preserve">, a través de un sistema de limpieza de datos unificado que </w:t>
+      </w:r>
+      <w:r>
+        <w:rPr>
+          <w:rFonts w:ascii="Palatino Linotype" w:hAnsi="Palatino Linotype"/>
+          <w:lang w:val="es-ES"/>
+        </w:rPr>
+        <w:t>incluyó</w:t>
+      </w:r>
+      <w:r>
+        <w:rPr>
+          <w:rFonts w:ascii="Palatino Linotype" w:hAnsi="Palatino Linotype"/>
+          <w:lang w:val="es-ES"/>
+        </w:rPr>
+        <w:t>: (1) Selección de variables nutricionales de interés (energía, grasas</w:t>
       </w:r>
       <w:r>
         <w:rPr>
@@ -875,7 +924,28 @@
           <w:rFonts w:ascii="Palatino Linotype" w:hAnsi="Palatino Linotype"/>
           <w:lang w:val="es-ES"/>
         </w:rPr>
-        <w:t xml:space="preserve">previos y la inclusión en el sistema </w:t>
+        <w:t>previos</w:t>
+      </w:r>
+      <w:r>
+        <w:rPr>
+          <w:rFonts w:ascii="Palatino Linotype" w:hAnsi="Palatino Linotype"/>
+          <w:lang w:val="es-ES"/>
+        </w:rPr>
+        <w:t xml:space="preserve">, </w:t>
+      </w:r>
+      <w:r>
+        <w:rPr>
+          <w:rFonts w:ascii="Palatino Linotype" w:hAnsi="Palatino Linotype"/>
+          <w:lang w:val="es-ES"/>
+        </w:rPr>
+        <w:t>su</w:t>
+      </w:r>
+      <w:r>
+        <w:rPr>
+          <w:rFonts w:ascii="Palatino Linotype" w:hAnsi="Palatino Linotype"/>
+          <w:lang w:val="es-ES"/>
+        </w:rPr>
+        <w:t xml:space="preserve"> inclusión en el sistema </w:t>
       </w:r>
       <w:proofErr w:type="spellStart"/>
       <w:r>
@@ -891,7 +961,14 @@
           <w:rFonts w:ascii="Palatino Linotype" w:hAnsi="Palatino Linotype"/>
           <w:lang w:val="es-ES"/>
         </w:rPr>
-        <w:t>-Score [7,8].</w:t>
+        <w:t>-Score [7,8]</w:t>
+      </w:r>
+      <w:r>
+        <w:rPr>
+          <w:rFonts w:ascii="Palatino Linotype" w:hAnsi="Palatino Linotype"/>
+          <w:lang w:val="es-ES"/>
+        </w:rPr>
+        <w:t xml:space="preserve"> y porque estudios recientes las identifican como principales factores de la calidad nutricional de bebidas vegetales [2,3,19].</w:t>
       </w:r>
     </w:p>
     <w:p>
@@ -1157,14 +1234,21 @@
           <w:rFonts w:ascii="Palatino Linotype" w:hAnsi="Palatino Linotype"/>
           <w:lang w:val="es-ES"/>
         </w:rPr>
-        <w:t>Score,</w:t>
-      </w:r>
-      <w:r>
-        <w:rPr>
-          <w:rFonts w:ascii="Palatino Linotype" w:hAnsi="Palatino Linotype"/>
-          <w:lang w:val="es-ES"/>
-        </w:rPr>
-        <w:t xml:space="preserve"> pero </w:t>
+        <w:t>Score</w:t>
+      </w:r>
+      <w:r>
+        <w:rPr>
+          <w:rFonts w:ascii="Palatino Linotype" w:hAnsi="Palatino Linotype"/>
+          <w:lang w:val="es-ES"/>
+        </w:rPr>
+        <w:t xml:space="preserve">, </w:t>
+      </w:r>
+      <w:r>
+        <w:rPr>
+          <w:rFonts w:ascii="Palatino Linotype" w:hAnsi="Palatino Linotype"/>
+          <w:lang w:val="es-ES"/>
+        </w:rPr>
+        <w:t xml:space="preserve">pero </w:t>
       </w:r>
       <w:r>
         <w:rPr>
@@ -1224,7 +1308,21 @@
           <w:rFonts w:ascii="Palatino Linotype" w:hAnsi="Palatino Linotype"/>
           <w:lang w:val="es-ES"/>
         </w:rPr>
-        <w:t>. Desde un punto de vista nutricional, afectaban negativamente a la puntuación la energía, las grasas</w:t>
+        <w:t>. Desde un punto de vista nutricional, afecta</w:t>
+      </w:r>
+      <w:r>
+        <w:rPr>
+          <w:rFonts w:ascii="Palatino Linotype" w:hAnsi="Palatino Linotype"/>
+          <w:lang w:val="es-ES"/>
+        </w:rPr>
+        <w:t>ro</w:t>
+      </w:r>
+      <w:r>
+        <w:rPr>
+          <w:rFonts w:ascii="Palatino Linotype" w:hAnsi="Palatino Linotype"/>
+          <w:lang w:val="es-ES"/>
+        </w:rPr>
+        <w:t>n negativamente a la puntuación la energía, las grasas</w:t>
       </w:r>
       <w:r>
         <w:rPr>
@@ -2871,7 +2969,7 @@
       <w:szCs w:val="24"/>
     </w:rPr>
   </w:style>
-  <w:style w:type="character" w:styleId="Textoennegrita">
+  <w:style w:type="character" w:styleId="Fuerte">
     <w:name w:val="Strong"/>
     <w:uiPriority w:val="22"/>
     <w:qFormat/>

--- a/boceto TFG/materiales y métodos definitivo.docx
+++ b/boceto TFG/materiales y métodos definitivo.docx
@@ -20,6 +20,13 @@
           <w:rFonts w:ascii="Palatino Linotype" w:hAnsi="Palatino Linotype"/>
           <w:lang w:val="es-ES"/>
         </w:rPr>
+        <w:t xml:space="preserve"> </w:t>
+      </w:r>
+      <w:r>
+        <w:rPr>
+          <w:rFonts w:ascii="Palatino Linotype" w:hAnsi="Palatino Linotype"/>
+          <w:lang w:val="es-ES"/>
+        </w:rPr>
         <w:t>SELECCIÓN DE PRODUCTOS Y BASES DE DATOS</w:t>
       </w:r>
     </w:p>
@@ -264,55 +271,7 @@
           <w:rFonts w:ascii="Palatino Linotype" w:hAnsi="Palatino Linotype"/>
           <w:lang w:val="es-ES"/>
         </w:rPr>
-        <w:t xml:space="preserve"> de Open </w:t>
-      </w:r>
-      <w:proofErr w:type="spellStart"/>
-      <w:r>
-        <w:rPr>
-          <w:rFonts w:ascii="Palatino Linotype" w:hAnsi="Palatino Linotype"/>
-          <w:lang w:val="es-ES"/>
-        </w:rPr>
-        <w:t>Food</w:t>
-      </w:r>
-      <w:proofErr w:type="spellEnd"/>
-      <w:r>
-        <w:rPr>
-          <w:rFonts w:ascii="Palatino Linotype" w:hAnsi="Palatino Linotype"/>
-          <w:lang w:val="es-ES"/>
-        </w:rPr>
-        <w:t xml:space="preserve"> </w:t>
-      </w:r>
-      <w:proofErr w:type="spellStart"/>
-      <w:r>
-        <w:rPr>
-          <w:rFonts w:ascii="Palatino Linotype" w:hAnsi="Palatino Linotype"/>
-          <w:lang w:val="es-ES"/>
-        </w:rPr>
-        <w:t>Facts</w:t>
-      </w:r>
-      <w:proofErr w:type="spellEnd"/>
-      <w:r>
-        <w:rPr>
-          <w:rFonts w:ascii="Palatino Linotype" w:hAnsi="Palatino Linotype"/>
-          <w:lang w:val="es-ES"/>
-        </w:rPr>
-        <w:t>, una base de datos abierta dedicada a la composición e información de etiquetado de productos alimentarios disponibles en el mercado. Los datos seleccionados y utilizados en este estudio se descargaron en formato .</w:t>
-      </w:r>
-      <w:proofErr w:type="spellStart"/>
-      <w:r>
-        <w:rPr>
-          <w:rFonts w:ascii="Palatino Linotype" w:hAnsi="Palatino Linotype"/>
-          <w:lang w:val="es-ES"/>
-        </w:rPr>
-        <w:t>csv</w:t>
-      </w:r>
-      <w:proofErr w:type="spellEnd"/>
-      <w:r>
-        <w:rPr>
-          <w:rFonts w:ascii="Palatino Linotype" w:hAnsi="Palatino Linotype"/>
-          <w:lang w:val="es-ES"/>
-        </w:rPr>
-        <w:t xml:space="preserve"> y son correspondientes a productos disponibles en el mercado europeo.</w:t>
+        <w:t xml:space="preserve"> de Open Food Facts, una base de datos abierta dedicada a la composición e información de etiquetado de productos alimentarios disponibles en el mercado. Los datos seleccionados y utilizados en este estudio se descargaron en formato .csv y son correspondientes a productos disponibles en el mercado europeo.</w:t>
       </w:r>
     </w:p>
     <w:p>
@@ -356,23 +315,7 @@
           <w:rFonts w:ascii="Palatino Linotype" w:hAnsi="Palatino Linotype"/>
           <w:lang w:val="es-ES"/>
         </w:rPr>
-        <w:t xml:space="preserve">n información nutricional por 100 </w:t>
-      </w:r>
-      <w:proofErr w:type="spellStart"/>
-      <w:r>
-        <w:rPr>
-          <w:rFonts w:ascii="Palatino Linotype" w:hAnsi="Palatino Linotype"/>
-          <w:lang w:val="es-ES"/>
-        </w:rPr>
-        <w:t>mL</w:t>
-      </w:r>
-      <w:proofErr w:type="spellEnd"/>
-      <w:r>
-        <w:rPr>
-          <w:rFonts w:ascii="Palatino Linotype" w:hAnsi="Palatino Linotype"/>
-          <w:lang w:val="es-ES"/>
-        </w:rPr>
-        <w:t>. Además, proporciona</w:t>
+        <w:t>n información nutricional por 100 mL. Además, proporciona</w:t>
       </w:r>
       <w:r>
         <w:rPr>
@@ -572,23 +515,7 @@
           <w:rFonts w:ascii="Palatino Linotype" w:hAnsi="Palatino Linotype"/>
           <w:lang w:val="es-ES"/>
         </w:rPr>
-        <w:t xml:space="preserve"> en el programa </w:t>
-      </w:r>
-      <w:proofErr w:type="spellStart"/>
-      <w:r>
-        <w:rPr>
-          <w:rFonts w:ascii="Palatino Linotype" w:hAnsi="Palatino Linotype"/>
-          <w:lang w:val="es-ES"/>
-        </w:rPr>
-        <w:t>RStudio</w:t>
-      </w:r>
-      <w:proofErr w:type="spellEnd"/>
-      <w:r>
-        <w:rPr>
-          <w:rFonts w:ascii="Palatino Linotype" w:hAnsi="Palatino Linotype"/>
-          <w:lang w:val="es-ES"/>
-        </w:rPr>
-        <w:t xml:space="preserve">, a través de un sistema de limpieza de datos unificado que </w:t>
+        <w:t xml:space="preserve"> en el programa RStudio, a través de un sistema de limpieza de datos unificado que </w:t>
       </w:r>
       <w:r>
         <w:rPr>
@@ -646,39 +573,7 @@
           <w:rFonts w:ascii="Palatino Linotype" w:hAnsi="Palatino Linotype"/>
           <w:lang w:val="es-ES"/>
         </w:rPr>
-        <w:t xml:space="preserve">Después de realizar el filtro inicial en las categorías de los datos obtenidos de Open </w:t>
-      </w:r>
-      <w:proofErr w:type="spellStart"/>
-      <w:r>
-        <w:rPr>
-          <w:rFonts w:ascii="Palatino Linotype" w:hAnsi="Palatino Linotype"/>
-          <w:lang w:val="es-ES"/>
-        </w:rPr>
-        <w:t>Food</w:t>
-      </w:r>
-      <w:proofErr w:type="spellEnd"/>
-      <w:r>
-        <w:rPr>
-          <w:rFonts w:ascii="Palatino Linotype" w:hAnsi="Palatino Linotype"/>
-          <w:lang w:val="es-ES"/>
-        </w:rPr>
-        <w:t xml:space="preserve"> </w:t>
-      </w:r>
-      <w:proofErr w:type="spellStart"/>
-      <w:r>
-        <w:rPr>
-          <w:rFonts w:ascii="Palatino Linotype" w:hAnsi="Palatino Linotype"/>
-          <w:lang w:val="es-ES"/>
-        </w:rPr>
-        <w:t>Facts</w:t>
-      </w:r>
-      <w:proofErr w:type="spellEnd"/>
-      <w:r>
-        <w:rPr>
-          <w:rFonts w:ascii="Palatino Linotype" w:hAnsi="Palatino Linotype"/>
-          <w:lang w:val="es-ES"/>
-        </w:rPr>
-        <w:t xml:space="preserve">, se revisó manualmente los productos incluidos. Con esta revisión, se pudo identificar todos aquellos productos clasificados de manera incorrecta </w:t>
+        <w:t xml:space="preserve">Después de realizar el filtro inicial en las categorías de los datos obtenidos de Open Food Facts, se revisó manualmente los productos incluidos. Con esta revisión, se pudo identificar todos aquellos productos clasificados de manera incorrecta </w:t>
       </w:r>
       <w:r>
         <w:rPr>
@@ -802,23 +697,7 @@
           <w:rFonts w:ascii="Palatino Linotype" w:hAnsi="Palatino Linotype"/>
           <w:lang w:val="es-ES"/>
         </w:rPr>
-        <w:t xml:space="preserve"> variables nutricionales: energía (kcal/100 </w:t>
-      </w:r>
-      <w:proofErr w:type="spellStart"/>
-      <w:r>
-        <w:rPr>
-          <w:rFonts w:ascii="Palatino Linotype" w:hAnsi="Palatino Linotype"/>
-          <w:lang w:val="es-ES"/>
-        </w:rPr>
-        <w:t>mL</w:t>
-      </w:r>
-      <w:proofErr w:type="spellEnd"/>
-      <w:r>
-        <w:rPr>
-          <w:rFonts w:ascii="Palatino Linotype" w:hAnsi="Palatino Linotype"/>
-          <w:lang w:val="es-ES"/>
-        </w:rPr>
-        <w:t>), grasa</w:t>
+        <w:t xml:space="preserve"> variables nutricionales: energía (kcal/100 mL), grasa</w:t>
       </w:r>
       <w:r>
         <w:rPr>
@@ -832,71 +711,7 @@
           <w:rFonts w:ascii="Palatino Linotype" w:hAnsi="Palatino Linotype"/>
           <w:lang w:val="es-ES"/>
         </w:rPr>
-        <w:t xml:space="preserve"> (g/100 </w:t>
-      </w:r>
-      <w:proofErr w:type="spellStart"/>
-      <w:r>
-        <w:rPr>
-          <w:rFonts w:ascii="Palatino Linotype" w:hAnsi="Palatino Linotype"/>
-          <w:lang w:val="es-ES"/>
-        </w:rPr>
-        <w:t>mL</w:t>
-      </w:r>
-      <w:proofErr w:type="spellEnd"/>
-      <w:r>
-        <w:rPr>
-          <w:rFonts w:ascii="Palatino Linotype" w:hAnsi="Palatino Linotype"/>
-          <w:lang w:val="es-ES"/>
-        </w:rPr>
-        <w:t xml:space="preserve">), grasa saturada (g/100 </w:t>
-      </w:r>
-      <w:proofErr w:type="spellStart"/>
-      <w:r>
-        <w:rPr>
-          <w:rFonts w:ascii="Palatino Linotype" w:hAnsi="Palatino Linotype"/>
-          <w:lang w:val="es-ES"/>
-        </w:rPr>
-        <w:t>mL</w:t>
-      </w:r>
-      <w:proofErr w:type="spellEnd"/>
-      <w:r>
-        <w:rPr>
-          <w:rFonts w:ascii="Palatino Linotype" w:hAnsi="Palatino Linotype"/>
-          <w:lang w:val="es-ES"/>
-        </w:rPr>
-        <w:t xml:space="preserve">), azúcares (g/100 </w:t>
-      </w:r>
-      <w:proofErr w:type="spellStart"/>
-      <w:r>
-        <w:rPr>
-          <w:rFonts w:ascii="Palatino Linotype" w:hAnsi="Palatino Linotype"/>
-          <w:lang w:val="es-ES"/>
-        </w:rPr>
-        <w:t>mL</w:t>
-      </w:r>
-      <w:proofErr w:type="spellEnd"/>
-      <w:r>
-        <w:rPr>
-          <w:rFonts w:ascii="Palatino Linotype" w:hAnsi="Palatino Linotype"/>
-          <w:lang w:val="es-ES"/>
-        </w:rPr>
-        <w:t xml:space="preserve">) y proteínas (g/100 </w:t>
-      </w:r>
-      <w:proofErr w:type="spellStart"/>
-      <w:r>
-        <w:rPr>
-          <w:rFonts w:ascii="Palatino Linotype" w:hAnsi="Palatino Linotype"/>
-          <w:lang w:val="es-ES"/>
-        </w:rPr>
-        <w:t>mL</w:t>
-      </w:r>
-      <w:proofErr w:type="spellEnd"/>
-      <w:r>
-        <w:rPr>
-          <w:rFonts w:ascii="Palatino Linotype" w:hAnsi="Palatino Linotype"/>
-          <w:lang w:val="es-ES"/>
-        </w:rPr>
-        <w:t xml:space="preserve">). La selección </w:t>
+        <w:t xml:space="preserve"> (g/100 mL), grasa saturada (g/100 mL), azúcares (g/100 mL) y proteínas (g/100 mL). La selección </w:t>
       </w:r>
       <w:r>
         <w:rPr>
@@ -945,23 +760,7 @@
           <w:rFonts w:ascii="Palatino Linotype" w:hAnsi="Palatino Linotype"/>
           <w:lang w:val="es-ES"/>
         </w:rPr>
-        <w:t xml:space="preserve"> inclusión en el sistema </w:t>
-      </w:r>
-      <w:proofErr w:type="spellStart"/>
-      <w:r>
-        <w:rPr>
-          <w:rFonts w:ascii="Palatino Linotype" w:hAnsi="Palatino Linotype"/>
-          <w:lang w:val="es-ES"/>
-        </w:rPr>
-        <w:t>Nutri</w:t>
-      </w:r>
-      <w:proofErr w:type="spellEnd"/>
-      <w:r>
-        <w:rPr>
-          <w:rFonts w:ascii="Palatino Linotype" w:hAnsi="Palatino Linotype"/>
-          <w:lang w:val="es-ES"/>
-        </w:rPr>
-        <w:t>-Score [7,8]</w:t>
+        <w:t xml:space="preserve"> inclusión en el sistema Nutri-Score [7,8]</w:t>
       </w:r>
       <w:r>
         <w:rPr>
@@ -1019,39 +818,7 @@
           <w:rFonts w:ascii="Palatino Linotype" w:hAnsi="Palatino Linotype"/>
           <w:lang w:val="es-ES"/>
         </w:rPr>
-        <w:t xml:space="preserve">Open </w:t>
-      </w:r>
-      <w:proofErr w:type="spellStart"/>
-      <w:r>
-        <w:rPr>
-          <w:rFonts w:ascii="Palatino Linotype" w:hAnsi="Palatino Linotype"/>
-          <w:lang w:val="es-ES"/>
-        </w:rPr>
-        <w:t>Food</w:t>
-      </w:r>
-      <w:proofErr w:type="spellEnd"/>
-      <w:r>
-        <w:rPr>
-          <w:rFonts w:ascii="Palatino Linotype" w:hAnsi="Palatino Linotype"/>
-          <w:lang w:val="es-ES"/>
-        </w:rPr>
-        <w:t xml:space="preserve"> </w:t>
-      </w:r>
-      <w:proofErr w:type="spellStart"/>
-      <w:r>
-        <w:rPr>
-          <w:rFonts w:ascii="Palatino Linotype" w:hAnsi="Palatino Linotype"/>
-          <w:lang w:val="es-ES"/>
-        </w:rPr>
-        <w:t>Facts</w:t>
-      </w:r>
-      <w:proofErr w:type="spellEnd"/>
-      <w:r>
-        <w:rPr>
-          <w:rFonts w:ascii="Palatino Linotype" w:hAnsi="Palatino Linotype"/>
-          <w:lang w:val="es-ES"/>
-        </w:rPr>
-        <w:t xml:space="preserve"> no aparecía de forma consistente y</w:t>
+        <w:t>Open Food Facts no aparecía de forma consistente y</w:t>
       </w:r>
       <w:r>
         <w:rPr>
@@ -1181,7 +948,6 @@
         </w:rPr>
         <w:t xml:space="preserve">un </w:t>
       </w:r>
-      <w:proofErr w:type="spellStart"/>
       <w:r>
         <w:rPr>
           <w:rFonts w:ascii="Palatino Linotype" w:hAnsi="Palatino Linotype"/>
@@ -1191,7 +957,6 @@
         </w:rPr>
         <w:t>scoring</w:t>
       </w:r>
-      <w:proofErr w:type="spellEnd"/>
       <w:r>
         <w:rPr>
           <w:rFonts w:ascii="Palatino Linotype" w:hAnsi="Palatino Linotype"/>
@@ -1211,23 +976,7 @@
           <w:rFonts w:ascii="Palatino Linotype" w:hAnsi="Palatino Linotype"/>
           <w:lang w:val="es-ES"/>
         </w:rPr>
-        <w:t xml:space="preserve">en la estructura general del sistema </w:t>
-      </w:r>
-      <w:proofErr w:type="spellStart"/>
-      <w:r>
-        <w:rPr>
-          <w:rFonts w:ascii="Palatino Linotype" w:hAnsi="Palatino Linotype"/>
-          <w:lang w:val="es-ES"/>
-        </w:rPr>
-        <w:t>Nutri</w:t>
-      </w:r>
-      <w:proofErr w:type="spellEnd"/>
-      <w:r>
-        <w:rPr>
-          <w:rFonts w:ascii="Palatino Linotype" w:hAnsi="Palatino Linotype"/>
-          <w:lang w:val="es-ES"/>
-        </w:rPr>
-        <w:t>-</w:t>
+        <w:t>en la estructura general del sistema Nutri-</w:t>
       </w:r>
       <w:r>
         <w:rPr>
@@ -1276,39 +1025,7 @@
           <w:rFonts w:ascii="Palatino Linotype" w:hAnsi="Palatino Linotype"/>
           <w:lang w:val="es-ES"/>
         </w:rPr>
-        <w:t xml:space="preserve"> los datos disponibles en Open </w:t>
-      </w:r>
-      <w:proofErr w:type="spellStart"/>
-      <w:r>
-        <w:rPr>
-          <w:rFonts w:ascii="Palatino Linotype" w:hAnsi="Palatino Linotype"/>
-          <w:lang w:val="es-ES"/>
-        </w:rPr>
-        <w:t>Food</w:t>
-      </w:r>
-      <w:proofErr w:type="spellEnd"/>
-      <w:r>
-        <w:rPr>
-          <w:rFonts w:ascii="Palatino Linotype" w:hAnsi="Palatino Linotype"/>
-          <w:lang w:val="es-ES"/>
-        </w:rPr>
-        <w:t xml:space="preserve"> </w:t>
-      </w:r>
-      <w:proofErr w:type="spellStart"/>
-      <w:r>
-        <w:rPr>
-          <w:rFonts w:ascii="Palatino Linotype" w:hAnsi="Palatino Linotype"/>
-          <w:lang w:val="es-ES"/>
-        </w:rPr>
-        <w:t>Facts</w:t>
-      </w:r>
-      <w:proofErr w:type="spellEnd"/>
-      <w:r>
-        <w:rPr>
-          <w:rFonts w:ascii="Palatino Linotype" w:hAnsi="Palatino Linotype"/>
-          <w:lang w:val="es-ES"/>
-        </w:rPr>
-        <w:t>. Desde un punto de vista nutricional, afecta</w:t>
+        <w:t xml:space="preserve"> los datos disponibles en Open Food Facts. Desde un punto de vista nutricional, afecta</w:t>
       </w:r>
       <w:r>
         <w:rPr>
@@ -1433,17 +1150,8 @@
           <w:rFonts w:ascii="Palatino Linotype" w:hAnsi="Palatino Linotype"/>
           <w:lang w:val="es-ES"/>
         </w:rPr>
-        <w:t xml:space="preserve">Para poder visualizar las variables nutricionales junto a los resultados del </w:t>
-      </w:r>
-      <w:proofErr w:type="spellStart"/>
-      <w:r>
-        <w:rPr>
-          <w:rFonts w:ascii="Palatino Linotype" w:hAnsi="Palatino Linotype"/>
-          <w:lang w:val="es-ES"/>
-        </w:rPr>
-        <w:t>scoring</w:t>
-      </w:r>
-      <w:proofErr w:type="spellEnd"/>
+        <w:t>Para poder visualizar las variables nutricionales junto a los resultados del scoring</w:t>
+      </w:r>
       <w:r>
         <w:rPr>
           <w:rFonts w:ascii="Palatino Linotype" w:hAnsi="Palatino Linotype"/>
@@ -1470,23 +1178,7 @@
           <w:rFonts w:ascii="Palatino Linotype" w:hAnsi="Palatino Linotype"/>
           <w:lang w:val="es-ES"/>
         </w:rPr>
-        <w:t xml:space="preserve">un </w:t>
-      </w:r>
-      <w:proofErr w:type="spellStart"/>
-      <w:r>
-        <w:rPr>
-          <w:rFonts w:ascii="Palatino Linotype" w:hAnsi="Palatino Linotype"/>
-          <w:lang w:val="es-ES"/>
-        </w:rPr>
-        <w:t>dashboard</w:t>
-      </w:r>
-      <w:proofErr w:type="spellEnd"/>
-      <w:r>
-        <w:rPr>
-          <w:rFonts w:ascii="Palatino Linotype" w:hAnsi="Palatino Linotype"/>
-          <w:lang w:val="es-ES"/>
-        </w:rPr>
-        <w:t xml:space="preserve"> interactivo como herramienta complementaria.</w:t>
+        <w:t>un dashboard interactivo como herramienta complementaria.</w:t>
       </w:r>
     </w:p>
     <w:p>
@@ -1537,62 +1229,21 @@
           <w:rFonts w:ascii="Palatino Linotype" w:hAnsi="Palatino Linotype"/>
           <w:lang w:val="es-ES"/>
         </w:rPr>
-        <w:t xml:space="preserve"> con el programa </w:t>
-      </w:r>
-      <w:proofErr w:type="spellStart"/>
-      <w:r>
-        <w:rPr>
-          <w:rFonts w:ascii="Palatino Linotype" w:hAnsi="Palatino Linotype"/>
-          <w:lang w:val="es-ES"/>
-        </w:rPr>
-        <w:t>RStudio</w:t>
-      </w:r>
-      <w:proofErr w:type="spellEnd"/>
-      <w:r>
-        <w:rPr>
-          <w:rFonts w:ascii="Palatino Linotype" w:hAnsi="Palatino Linotype"/>
-          <w:lang w:val="es-ES"/>
-        </w:rPr>
-        <w:t xml:space="preserve"> (versión 2026.01.1+403). Para procesar y realizar el análisis de datos, </w:t>
-      </w:r>
-      <w:r>
-        <w:rPr>
-          <w:rFonts w:ascii="Palatino Linotype" w:hAnsi="Palatino Linotype"/>
-          <w:lang w:val="es-ES"/>
-        </w:rPr>
-        <w:t xml:space="preserve">se </w:t>
-      </w:r>
-      <w:proofErr w:type="spellStart"/>
-      <w:r>
-        <w:rPr>
-          <w:rFonts w:ascii="Palatino Linotype" w:hAnsi="Palatino Linotype"/>
-          <w:lang w:val="es-ES"/>
-        </w:rPr>
-        <w:t>utlizaron</w:t>
-      </w:r>
-      <w:proofErr w:type="spellEnd"/>
-      <w:r>
-        <w:rPr>
-          <w:rFonts w:ascii="Palatino Linotype" w:hAnsi="Palatino Linotype"/>
-          <w:lang w:val="es-ES"/>
-        </w:rPr>
-        <w:t xml:space="preserve"> los siguientes paquetes: (1) </w:t>
-      </w:r>
-      <w:proofErr w:type="spellStart"/>
-      <w:r>
-        <w:rPr>
-          <w:rFonts w:ascii="Palatino Linotype" w:hAnsi="Palatino Linotype"/>
-          <w:lang w:val="es-ES"/>
-        </w:rPr>
-        <w:t>tidyverse</w:t>
-      </w:r>
-      <w:proofErr w:type="spellEnd"/>
-      <w:r>
-        <w:rPr>
-          <w:rFonts w:ascii="Palatino Linotype" w:hAnsi="Palatino Linotype"/>
-          <w:lang w:val="es-ES"/>
-        </w:rPr>
-        <w:t xml:space="preserve">, para el procesamiento de </w:t>
+        <w:t xml:space="preserve"> con el programa RStudio (versión 2026.01.1+403). Para procesar y realizar el análisis de datos, </w:t>
+      </w:r>
+      <w:r>
+        <w:rPr>
+          <w:rFonts w:ascii="Palatino Linotype" w:hAnsi="Palatino Linotype"/>
+          <w:lang w:val="es-ES"/>
+        </w:rPr>
+        <w:t>se utlizaron</w:t>
+      </w:r>
+      <w:r>
+        <w:rPr>
+          <w:rFonts w:ascii="Palatino Linotype" w:hAnsi="Palatino Linotype"/>
+          <w:lang w:val="es-ES"/>
+        </w:rPr>
+        <w:t xml:space="preserve"> los siguientes paquetes: (1) tidyverse, para el procesamiento de </w:t>
       </w:r>
       <w:r>
         <w:rPr>
@@ -1606,23 +1257,7 @@
           <w:rFonts w:ascii="Palatino Linotype" w:hAnsi="Palatino Linotype"/>
           <w:lang w:val="es-ES"/>
         </w:rPr>
-        <w:t xml:space="preserve"> (2) </w:t>
-      </w:r>
-      <w:proofErr w:type="spellStart"/>
-      <w:r>
-        <w:rPr>
-          <w:rFonts w:ascii="Palatino Linotype" w:hAnsi="Palatino Linotype"/>
-          <w:lang w:val="es-ES"/>
-        </w:rPr>
-        <w:t>readr</w:t>
-      </w:r>
-      <w:proofErr w:type="spellEnd"/>
-      <w:r>
-        <w:rPr>
-          <w:rFonts w:ascii="Palatino Linotype" w:hAnsi="Palatino Linotype"/>
-          <w:lang w:val="es-ES"/>
-        </w:rPr>
-        <w:t xml:space="preserve">, para la importación de </w:t>
+        <w:t xml:space="preserve"> (2) readr, para la importación de </w:t>
       </w:r>
       <w:r>
         <w:rPr>
@@ -1752,17 +1387,8 @@
           <w:rFonts w:ascii="Palatino Linotype" w:hAnsi="Palatino Linotype"/>
           <w:lang w:val="es-ES"/>
         </w:rPr>
-        <w:t xml:space="preserve">se </w:t>
-      </w:r>
-      <w:proofErr w:type="spellStart"/>
-      <w:r>
-        <w:rPr>
-          <w:rFonts w:ascii="Palatino Linotype" w:hAnsi="Palatino Linotype"/>
-          <w:lang w:val="es-ES"/>
-        </w:rPr>
-        <w:t>utlizaron</w:t>
-      </w:r>
-      <w:proofErr w:type="spellEnd"/>
+        <w:t>se utlizaron</w:t>
+      </w:r>
       <w:r>
         <w:rPr>
           <w:rFonts w:ascii="Palatino Linotype" w:hAnsi="Palatino Linotype"/>

--- a/boceto TFG/materiales y métodos definitivo.docx
+++ b/boceto TFG/materiales y métodos definitivo.docx
@@ -85,14 +85,7 @@
           <w:rFonts w:ascii="Palatino Linotype" w:hAnsi="Palatino Linotype"/>
           <w:lang w:val="es-ES"/>
         </w:rPr>
-        <w:t>mercado,</w:t>
-      </w:r>
-      <w:r>
-        <w:rPr>
-          <w:rFonts w:ascii="Palatino Linotype" w:hAnsi="Palatino Linotype"/>
-          <w:lang w:val="es-ES"/>
-        </w:rPr>
-        <w:t xml:space="preserve"> la </w:t>
+        <w:t xml:space="preserve">mercado, la </w:t>
       </w:r>
       <w:r>
         <w:rPr>
@@ -243,6 +236,13 @@
         </w:rPr>
         <w:t xml:space="preserve"> [4]</w:t>
       </w:r>
+      <w:r>
+        <w:rPr>
+          <w:rFonts w:ascii="Palatino Linotype" w:hAnsi="Palatino Linotype"/>
+          <w:lang w:val="es-ES"/>
+        </w:rPr>
+        <w:t>.</w:t>
+      </w:r>
     </w:p>
     <w:p>
       <w:pPr>
@@ -271,7 +271,284 @@
           <w:rFonts w:ascii="Palatino Linotype" w:hAnsi="Palatino Linotype"/>
           <w:lang w:val="es-ES"/>
         </w:rPr>
-        <w:t xml:space="preserve"> de Open Food Facts, una base de datos abierta dedicada a la composición e información de etiquetado de productos alimentarios disponibles en el mercado. Los datos seleccionados y utilizados en este estudio se descargaron en formato .csv y son correspondientes a productos disponibles en el mercado europeo.</w:t>
+        <w:t xml:space="preserve"> de Open </w:t>
+      </w:r>
+      <w:proofErr w:type="spellStart"/>
+      <w:r>
+        <w:rPr>
+          <w:rFonts w:ascii="Palatino Linotype" w:hAnsi="Palatino Linotype"/>
+          <w:lang w:val="es-ES"/>
+        </w:rPr>
+        <w:t>Food</w:t>
+      </w:r>
+      <w:proofErr w:type="spellEnd"/>
+      <w:r>
+        <w:rPr>
+          <w:rFonts w:ascii="Palatino Linotype" w:hAnsi="Palatino Linotype"/>
+          <w:lang w:val="es-ES"/>
+        </w:rPr>
+        <w:t xml:space="preserve"> </w:t>
+      </w:r>
+      <w:proofErr w:type="spellStart"/>
+      <w:r>
+        <w:rPr>
+          <w:rFonts w:ascii="Palatino Linotype" w:hAnsi="Palatino Linotype"/>
+          <w:lang w:val="es-ES"/>
+        </w:rPr>
+        <w:t>Facts</w:t>
+      </w:r>
+      <w:proofErr w:type="spellEnd"/>
+      <w:r>
+        <w:rPr>
+          <w:rFonts w:ascii="Palatino Linotype" w:hAnsi="Palatino Linotype"/>
+          <w:lang w:val="es-ES"/>
+        </w:rPr>
+        <w:t>, una base de datos abierta</w:t>
+      </w:r>
+      <w:r>
+        <w:rPr>
+          <w:rFonts w:ascii="Palatino Linotype" w:hAnsi="Palatino Linotype"/>
+          <w:lang w:val="es-ES"/>
+        </w:rPr>
+        <w:t xml:space="preserve"> y de carácter colaborativo</w:t>
+      </w:r>
+      <w:r>
+        <w:rPr>
+          <w:rFonts w:ascii="Palatino Linotype" w:hAnsi="Palatino Linotype"/>
+          <w:lang w:val="es-ES"/>
+        </w:rPr>
+        <w:t xml:space="preserve"> dedicada a la composición e información de etiquetado de productos alimentarios disponibles en el mercado. Los datos seleccionados y utilizados en este estudio se descargaron </w:t>
+      </w:r>
+      <w:r>
+        <w:rPr>
+          <w:rFonts w:ascii="Palatino Linotype" w:hAnsi="Palatino Linotype"/>
+          <w:lang w:val="es-ES"/>
+        </w:rPr>
+        <w:t>en el mes de marzo de 2026</w:t>
+      </w:r>
+      <w:r>
+        <w:rPr>
+          <w:rFonts w:ascii="Palatino Linotype" w:hAnsi="Palatino Linotype"/>
+          <w:lang w:val="es-ES"/>
+        </w:rPr>
+        <w:t xml:space="preserve"> en formato “</w:t>
+      </w:r>
+      <w:r>
+        <w:rPr>
+          <w:rFonts w:ascii="Palatino Linotype" w:hAnsi="Palatino Linotype"/>
+          <w:i/>
+          <w:iCs/>
+          <w:lang w:val="es-ES"/>
+        </w:rPr>
+        <w:t>.</w:t>
+      </w:r>
+      <w:proofErr w:type="spellStart"/>
+      <w:r>
+        <w:rPr>
+          <w:rFonts w:ascii="Palatino Linotype" w:hAnsi="Palatino Linotype"/>
+          <w:i/>
+          <w:iCs/>
+          <w:lang w:val="es-ES"/>
+        </w:rPr>
+        <w:t>csv</w:t>
+      </w:r>
+      <w:proofErr w:type="spellEnd"/>
+      <w:r>
+        <w:rPr>
+          <w:rFonts w:ascii="Palatino Linotype" w:hAnsi="Palatino Linotype"/>
+          <w:lang w:val="es-ES"/>
+        </w:rPr>
+        <w:t>”,</w:t>
+      </w:r>
+      <w:r>
+        <w:rPr>
+          <w:rFonts w:ascii="Palatino Linotype" w:hAnsi="Palatino Linotype"/>
+          <w:lang w:val="es-ES"/>
+        </w:rPr>
+        <w:t xml:space="preserve"> a través de </w:t>
+      </w:r>
+      <w:r>
+        <w:rPr>
+          <w:rFonts w:ascii="Palatino Linotype" w:hAnsi="Palatino Linotype"/>
+          <w:lang w:val="es-ES"/>
+        </w:rPr>
+        <w:t>búsquedas</w:t>
+      </w:r>
+      <w:r>
+        <w:rPr>
+          <w:rFonts w:ascii="Palatino Linotype" w:hAnsi="Palatino Linotype"/>
+          <w:lang w:val="es-ES"/>
+        </w:rPr>
+        <w:t xml:space="preserve"> </w:t>
+      </w:r>
+      <w:r>
+        <w:rPr>
+          <w:rFonts w:ascii="Palatino Linotype" w:hAnsi="Palatino Linotype"/>
+          <w:lang w:val="es-ES"/>
+        </w:rPr>
+        <w:t>utilizando</w:t>
+      </w:r>
+      <w:r>
+        <w:rPr>
+          <w:rFonts w:ascii="Palatino Linotype" w:hAnsi="Palatino Linotype"/>
+          <w:lang w:val="es-ES"/>
+        </w:rPr>
+        <w:t xml:space="preserve"> los términos “</w:t>
+      </w:r>
+      <w:proofErr w:type="spellStart"/>
+      <w:r>
+        <w:rPr>
+          <w:rFonts w:ascii="Palatino Linotype" w:hAnsi="Palatino Linotype"/>
+          <w:i/>
+          <w:iCs/>
+          <w:lang w:val="es-ES"/>
+        </w:rPr>
+        <w:t>milk</w:t>
+      </w:r>
+      <w:proofErr w:type="spellEnd"/>
+      <w:r>
+        <w:rPr>
+          <w:rFonts w:ascii="Palatino Linotype" w:hAnsi="Palatino Linotype"/>
+          <w:lang w:val="es-ES"/>
+        </w:rPr>
+        <w:t>”</w:t>
+      </w:r>
+      <w:proofErr w:type="gramStart"/>
+      <w:r>
+        <w:rPr>
+          <w:rFonts w:ascii="Palatino Linotype" w:hAnsi="Palatino Linotype"/>
+          <w:lang w:val="es-ES"/>
+        </w:rPr>
+        <w:t>,”</w:t>
+      </w:r>
+      <w:proofErr w:type="spellStart"/>
+      <w:r>
+        <w:rPr>
+          <w:rFonts w:ascii="Palatino Linotype" w:hAnsi="Palatino Linotype"/>
+          <w:i/>
+          <w:iCs/>
+          <w:lang w:val="es-ES"/>
+        </w:rPr>
+        <w:t>almond</w:t>
+      </w:r>
+      <w:proofErr w:type="spellEnd"/>
+      <w:proofErr w:type="gramEnd"/>
+      <w:r>
+        <w:rPr>
+          <w:rFonts w:ascii="Palatino Linotype" w:hAnsi="Palatino Linotype"/>
+          <w:i/>
+          <w:iCs/>
+          <w:lang w:val="es-ES"/>
+        </w:rPr>
+        <w:t xml:space="preserve"> </w:t>
+      </w:r>
+      <w:proofErr w:type="spellStart"/>
+      <w:r>
+        <w:rPr>
+          <w:rFonts w:ascii="Palatino Linotype" w:hAnsi="Palatino Linotype"/>
+          <w:i/>
+          <w:iCs/>
+          <w:lang w:val="es-ES"/>
+        </w:rPr>
+        <w:t>drink</w:t>
+      </w:r>
+      <w:proofErr w:type="spellEnd"/>
+      <w:r>
+        <w:rPr>
+          <w:rFonts w:ascii="Palatino Linotype" w:hAnsi="Palatino Linotype"/>
+          <w:lang w:val="es-ES"/>
+        </w:rPr>
+        <w:t>”</w:t>
+      </w:r>
+      <w:proofErr w:type="gramStart"/>
+      <w:r>
+        <w:rPr>
+          <w:rFonts w:ascii="Palatino Linotype" w:hAnsi="Palatino Linotype"/>
+          <w:lang w:val="es-ES"/>
+        </w:rPr>
+        <w:t>,”</w:t>
+      </w:r>
+      <w:r>
+        <w:rPr>
+          <w:rFonts w:ascii="Palatino Linotype" w:hAnsi="Palatino Linotype"/>
+          <w:i/>
+          <w:iCs/>
+          <w:lang w:val="es-ES"/>
+        </w:rPr>
+        <w:t>soy</w:t>
+      </w:r>
+      <w:proofErr w:type="gramEnd"/>
+      <w:r>
+        <w:rPr>
+          <w:rFonts w:ascii="Palatino Linotype" w:hAnsi="Palatino Linotype"/>
+          <w:i/>
+          <w:iCs/>
+          <w:lang w:val="es-ES"/>
+        </w:rPr>
+        <w:t xml:space="preserve"> </w:t>
+      </w:r>
+      <w:proofErr w:type="spellStart"/>
+      <w:r>
+        <w:rPr>
+          <w:rFonts w:ascii="Palatino Linotype" w:hAnsi="Palatino Linotype"/>
+          <w:i/>
+          <w:iCs/>
+          <w:lang w:val="es-ES"/>
+        </w:rPr>
+        <w:t>drink</w:t>
+      </w:r>
+      <w:proofErr w:type="spellEnd"/>
+      <w:r>
+        <w:rPr>
+          <w:rFonts w:ascii="Palatino Linotype" w:hAnsi="Palatino Linotype"/>
+          <w:lang w:val="es-ES"/>
+        </w:rPr>
+        <w:t>” y “</w:t>
+      </w:r>
+      <w:proofErr w:type="spellStart"/>
+      <w:r>
+        <w:rPr>
+          <w:rFonts w:ascii="Palatino Linotype" w:hAnsi="Palatino Linotype"/>
+          <w:i/>
+          <w:iCs/>
+          <w:lang w:val="es-ES"/>
+        </w:rPr>
+        <w:t>oat</w:t>
+      </w:r>
+      <w:proofErr w:type="spellEnd"/>
+      <w:r>
+        <w:rPr>
+          <w:rFonts w:ascii="Palatino Linotype" w:hAnsi="Palatino Linotype"/>
+          <w:i/>
+          <w:iCs/>
+          <w:lang w:val="es-ES"/>
+        </w:rPr>
+        <w:t xml:space="preserve"> </w:t>
+      </w:r>
+      <w:proofErr w:type="spellStart"/>
+      <w:r>
+        <w:rPr>
+          <w:rFonts w:ascii="Palatino Linotype" w:hAnsi="Palatino Linotype"/>
+          <w:i/>
+          <w:iCs/>
+          <w:lang w:val="es-ES"/>
+        </w:rPr>
+        <w:t>drink</w:t>
+      </w:r>
+      <w:proofErr w:type="spellEnd"/>
+      <w:r>
+        <w:rPr>
+          <w:rFonts w:ascii="Palatino Linotype" w:hAnsi="Palatino Linotype"/>
+          <w:lang w:val="es-ES"/>
+        </w:rPr>
+        <w:t>”</w:t>
+      </w:r>
+      <w:r>
+        <w:rPr>
+          <w:rFonts w:ascii="Palatino Linotype" w:hAnsi="Palatino Linotype"/>
+          <w:lang w:val="es-ES"/>
+        </w:rPr>
+        <w:t>.</w:t>
       </w:r>
     </w:p>
     <w:p>
@@ -315,7 +592,23 @@
           <w:rFonts w:ascii="Palatino Linotype" w:hAnsi="Palatino Linotype"/>
           <w:lang w:val="es-ES"/>
         </w:rPr>
-        <w:t>n información nutricional por 100 mL. Además, proporciona</w:t>
+        <w:t xml:space="preserve">n información nutricional por 100 </w:t>
+      </w:r>
+      <w:proofErr w:type="spellStart"/>
+      <w:r>
+        <w:rPr>
+          <w:rFonts w:ascii="Palatino Linotype" w:hAnsi="Palatino Linotype"/>
+          <w:lang w:val="es-ES"/>
+        </w:rPr>
+        <w:t>mL</w:t>
+      </w:r>
+      <w:proofErr w:type="spellEnd"/>
+      <w:r>
+        <w:rPr>
+          <w:rFonts w:ascii="Palatino Linotype" w:hAnsi="Palatino Linotype"/>
+          <w:lang w:val="es-ES"/>
+        </w:rPr>
+        <w:t>. Además, proporciona</w:t>
       </w:r>
       <w:r>
         <w:rPr>
@@ -344,127 +637,6 @@
           <w:lang w:val="es-ES"/>
         </w:rPr>
         <w:t xml:space="preserve">, grasas saturadas, azúcares y proteínas. </w:t>
-      </w:r>
-    </w:p>
-    <w:p>
-      <w:pPr>
-        <w:jc w:val="both"/>
-        <w:rPr>
-          <w:rFonts w:ascii="Palatino Linotype" w:hAnsi="Palatino Linotype"/>
-          <w:lang w:val="es-ES"/>
-        </w:rPr>
-      </w:pPr>
-      <w:r>
-        <w:rPr>
-          <w:rFonts w:ascii="Palatino Linotype" w:hAnsi="Palatino Linotype"/>
-          <w:lang w:val="es-ES"/>
-        </w:rPr>
-        <w:t xml:space="preserve">Todos aquellos productos que no contenían valores </w:t>
-      </w:r>
-      <w:r>
-        <w:rPr>
-          <w:rFonts w:ascii="Palatino Linotype" w:hAnsi="Palatino Linotype"/>
-          <w:lang w:val="es-ES"/>
-        </w:rPr>
-        <w:t xml:space="preserve">nutricionales </w:t>
-      </w:r>
-      <w:r>
-        <w:rPr>
-          <w:rFonts w:ascii="Palatino Linotype" w:hAnsi="Palatino Linotype"/>
-          <w:lang w:val="es-ES"/>
-        </w:rPr>
-        <w:t>completos o que no se consideraban bebidas</w:t>
-      </w:r>
-      <w:r>
-        <w:rPr>
-          <w:rFonts w:ascii="Palatino Linotype" w:hAnsi="Palatino Linotype"/>
-          <w:lang w:val="es-ES"/>
-        </w:rPr>
-        <w:t xml:space="preserve"> fueron</w:t>
-      </w:r>
-      <w:r>
-        <w:rPr>
-          <w:rFonts w:ascii="Palatino Linotype" w:hAnsi="Palatino Linotype"/>
-          <w:lang w:val="es-ES"/>
-        </w:rPr>
-        <w:t xml:space="preserve"> excluidos. </w:t>
-      </w:r>
-      <w:r>
-        <w:rPr>
-          <w:rFonts w:ascii="Palatino Linotype" w:hAnsi="Palatino Linotype"/>
-          <w:lang w:val="es-ES"/>
-        </w:rPr>
-        <w:t xml:space="preserve"> Tras la limpieza de datos, el estudio incluyó un total de </w:t>
-      </w:r>
-      <w:r>
-        <w:rPr>
-          <w:rFonts w:ascii="Palatino Linotype" w:hAnsi="Palatino Linotype"/>
-          <w:lang w:val="es-ES"/>
-        </w:rPr>
-        <w:t>56</w:t>
-      </w:r>
-      <w:r>
-        <w:rPr>
-          <w:rFonts w:ascii="Palatino Linotype" w:hAnsi="Palatino Linotype"/>
-          <w:lang w:val="es-ES"/>
-        </w:rPr>
-        <w:t xml:space="preserve"> productos: </w:t>
-      </w:r>
-      <w:r>
-        <w:rPr>
-          <w:rFonts w:ascii="Palatino Linotype" w:hAnsi="Palatino Linotype"/>
-          <w:lang w:val="es-ES"/>
-        </w:rPr>
-        <w:t>12</w:t>
-      </w:r>
-      <w:r>
-        <w:rPr>
-          <w:rFonts w:ascii="Palatino Linotype" w:hAnsi="Palatino Linotype"/>
-          <w:lang w:val="es-ES"/>
-        </w:rPr>
-        <w:t xml:space="preserve"> productos de leche de vaca, 14 de bebidas de soja, 17 de bebidas de almendra y 13 de bebidas de avena.</w:t>
-      </w:r>
-      <w:r>
-        <w:rPr>
-          <w:rFonts w:ascii="Palatino Linotype" w:hAnsi="Palatino Linotype"/>
-          <w:lang w:val="es-ES"/>
-        </w:rPr>
-        <w:t xml:space="preserve"> </w:t>
-      </w:r>
-      <w:r>
-        <w:rPr>
-          <w:rFonts w:ascii="Palatino Linotype" w:hAnsi="Palatino Linotype"/>
-          <w:lang w:val="es-ES"/>
-        </w:rPr>
-        <w:t xml:space="preserve"> Para reflejar la variabilidad entre productos, se incluyeron todas las opciones disponibles en el mercado </w:t>
-      </w:r>
-      <w:r>
-        <w:rPr>
-          <w:rFonts w:ascii="Palatino Linotype" w:hAnsi="Palatino Linotype"/>
-          <w:lang w:val="es-ES"/>
-        </w:rPr>
-        <w:t>(sin</w:t>
-      </w:r>
-      <w:r>
-        <w:rPr>
-          <w:rFonts w:ascii="Palatino Linotype" w:hAnsi="Palatino Linotype"/>
-          <w:lang w:val="es-ES"/>
-        </w:rPr>
-        <w:t xml:space="preserve"> azúcar, enriquecidas, fortificadas, entre </w:t>
-      </w:r>
-      <w:r>
-        <w:rPr>
-          <w:rFonts w:ascii="Palatino Linotype" w:hAnsi="Palatino Linotype"/>
-          <w:lang w:val="es-ES"/>
-        </w:rPr>
-        <w:t>otras)</w:t>
-      </w:r>
-      <w:r>
-        <w:rPr>
-          <w:rFonts w:ascii="Palatino Linotype" w:hAnsi="Palatino Linotype"/>
-          <w:lang w:val="es-ES"/>
-        </w:rPr>
-        <w:t>.</w:t>
       </w:r>
     </w:p>
     <w:p>
@@ -515,7 +687,21 @@
           <w:rFonts w:ascii="Palatino Linotype" w:hAnsi="Palatino Linotype"/>
           <w:lang w:val="es-ES"/>
         </w:rPr>
-        <w:t xml:space="preserve"> en el programa RStudio, a través de un sistema de limpieza de datos unificado que </w:t>
+        <w:t xml:space="preserve"> </w:t>
+      </w:r>
+      <w:r>
+        <w:rPr>
+          <w:rFonts w:ascii="Palatino Linotype" w:hAnsi="Palatino Linotype"/>
+          <w:lang w:val="es-ES"/>
+        </w:rPr>
+        <w:t>utilizando</w:t>
+      </w:r>
+      <w:r>
+        <w:rPr>
+          <w:rFonts w:ascii="Palatino Linotype" w:hAnsi="Palatino Linotype"/>
+          <w:lang w:val="es-ES"/>
+        </w:rPr>
+        <w:t xml:space="preserve"> un sistema de limpieza de datos unificado que </w:t>
       </w:r>
       <w:r>
         <w:rPr>
@@ -529,7 +715,42 @@
           <w:rFonts w:ascii="Palatino Linotype" w:hAnsi="Palatino Linotype"/>
           <w:lang w:val="es-ES"/>
         </w:rPr>
-        <w:t>: (1) Selección de variables nutricionales de interés (energía, grasas</w:t>
+        <w:t xml:space="preserve">: (1) </w:t>
+      </w:r>
+      <w:r>
+        <w:rPr>
+          <w:rFonts w:ascii="Palatino Linotype" w:hAnsi="Palatino Linotype"/>
+          <w:lang w:val="es-ES"/>
+        </w:rPr>
+        <w:t>La s</w:t>
+      </w:r>
+      <w:r>
+        <w:rPr>
+          <w:rFonts w:ascii="Palatino Linotype" w:hAnsi="Palatino Linotype"/>
+          <w:lang w:val="es-ES"/>
+        </w:rPr>
+        <w:t xml:space="preserve">elección de variables nutricionales de interés </w:t>
+      </w:r>
+      <w:r>
+        <w:rPr>
+          <w:rFonts w:ascii="Palatino Linotype" w:hAnsi="Palatino Linotype"/>
+          <w:lang w:val="es-ES"/>
+        </w:rPr>
+        <w:t>correspondientes a</w:t>
+      </w:r>
+      <w:r>
+        <w:rPr>
+          <w:rFonts w:ascii="Palatino Linotype" w:hAnsi="Palatino Linotype"/>
+          <w:lang w:val="es-ES"/>
+        </w:rPr>
+        <w:t>l valor energético</w:t>
+      </w:r>
+      <w:r>
+        <w:rPr>
+          <w:rFonts w:ascii="Palatino Linotype" w:hAnsi="Palatino Linotype"/>
+          <w:lang w:val="es-ES"/>
+        </w:rPr>
+        <w:t>, grasas</w:t>
       </w:r>
       <w:r>
         <w:rPr>
@@ -543,7 +764,166 @@
           <w:rFonts w:ascii="Palatino Linotype" w:hAnsi="Palatino Linotype"/>
           <w:lang w:val="es-ES"/>
         </w:rPr>
-        <w:t>, grasas saturadas, azúcares y proteínas) ; (2) Cambio de nombre y organización de las variables ; (3) Exclusión de los productos con valores incompletos ; (4) Filtrado de productos usando etiquetas y palabras clave (“bebida de soja”, “bebida de almendra”, entre otras) para garantizar que pertenecían a la categoría de “bebidas” ;</w:t>
+        <w:t xml:space="preserve">, grasas saturadas, azúcares y proteínas ; (2) </w:t>
+      </w:r>
+      <w:r>
+        <w:rPr>
+          <w:rFonts w:ascii="Palatino Linotype" w:hAnsi="Palatino Linotype"/>
+          <w:lang w:val="es-ES"/>
+        </w:rPr>
+        <w:t>El c</w:t>
+      </w:r>
+      <w:r>
+        <w:rPr>
+          <w:rFonts w:ascii="Palatino Linotype" w:hAnsi="Palatino Linotype"/>
+          <w:lang w:val="es-ES"/>
+        </w:rPr>
+        <w:t>ambio de nombre y organización de las variables</w:t>
+      </w:r>
+      <w:r>
+        <w:rPr>
+          <w:rFonts w:ascii="Palatino Linotype" w:hAnsi="Palatino Linotype"/>
+          <w:lang w:val="es-ES"/>
+        </w:rPr>
+        <w:t xml:space="preserve"> para facilitar el tratamiento y el análisis posterior</w:t>
+      </w:r>
+      <w:r>
+        <w:rPr>
+          <w:rFonts w:ascii="Palatino Linotype" w:hAnsi="Palatino Linotype"/>
+          <w:lang w:val="es-ES"/>
+        </w:rPr>
+        <w:t xml:space="preserve"> ; (3) </w:t>
+      </w:r>
+      <w:r>
+        <w:rPr>
+          <w:rFonts w:ascii="Palatino Linotype" w:hAnsi="Palatino Linotype"/>
+          <w:lang w:val="es-ES"/>
+        </w:rPr>
+        <w:t>La e</w:t>
+      </w:r>
+      <w:r>
+        <w:rPr>
+          <w:rFonts w:ascii="Palatino Linotype" w:hAnsi="Palatino Linotype"/>
+          <w:lang w:val="es-ES"/>
+        </w:rPr>
+        <w:t xml:space="preserve">xclusión de los productos con valores </w:t>
+      </w:r>
+      <w:r>
+        <w:rPr>
+          <w:rFonts w:ascii="Palatino Linotype" w:hAnsi="Palatino Linotype"/>
+          <w:lang w:val="es-ES"/>
+        </w:rPr>
+        <w:t>faltantes en alguna de las variables nutricionales de interés</w:t>
+      </w:r>
+      <w:r>
+        <w:rPr>
+          <w:rFonts w:ascii="Palatino Linotype" w:hAnsi="Palatino Linotype"/>
+          <w:lang w:val="es-ES"/>
+        </w:rPr>
+        <w:t xml:space="preserve"> ; (4) </w:t>
+      </w:r>
+      <w:r>
+        <w:rPr>
+          <w:rFonts w:ascii="Palatino Linotype" w:hAnsi="Palatino Linotype"/>
+          <w:lang w:val="es-ES"/>
+        </w:rPr>
+        <w:t>El f</w:t>
+      </w:r>
+      <w:r>
+        <w:rPr>
+          <w:rFonts w:ascii="Palatino Linotype" w:hAnsi="Palatino Linotype"/>
+          <w:lang w:val="es-ES"/>
+        </w:rPr>
+        <w:t xml:space="preserve">iltrado de productos usando etiquetas y palabras clave </w:t>
+      </w:r>
+      <w:r>
+        <w:rPr>
+          <w:rFonts w:ascii="Palatino Linotype" w:hAnsi="Palatino Linotype"/>
+          <w:lang w:val="es-ES"/>
+        </w:rPr>
+        <w:t>como “</w:t>
+      </w:r>
+      <w:proofErr w:type="spellStart"/>
+      <w:r>
+        <w:rPr>
+          <w:rFonts w:ascii="Palatino Linotype" w:hAnsi="Palatino Linotype"/>
+          <w:i/>
+          <w:iCs/>
+          <w:lang w:val="es-ES"/>
+        </w:rPr>
+        <w:t>drink</w:t>
+      </w:r>
+      <w:proofErr w:type="spellEnd"/>
+      <w:r>
+        <w:rPr>
+          <w:rFonts w:ascii="Palatino Linotype" w:hAnsi="Palatino Linotype"/>
+          <w:lang w:val="es-ES"/>
+        </w:rPr>
+        <w:t>”, “</w:t>
+      </w:r>
+      <w:proofErr w:type="spellStart"/>
+      <w:r>
+        <w:rPr>
+          <w:rFonts w:ascii="Palatino Linotype" w:hAnsi="Palatino Linotype"/>
+          <w:i/>
+          <w:iCs/>
+          <w:lang w:val="es-ES"/>
+        </w:rPr>
+        <w:t>beverage</w:t>
+      </w:r>
+      <w:proofErr w:type="spellEnd"/>
+      <w:r>
+        <w:rPr>
+          <w:rFonts w:ascii="Palatino Linotype" w:hAnsi="Palatino Linotype"/>
+          <w:lang w:val="es-ES"/>
+        </w:rPr>
+        <w:t>”, “</w:t>
+      </w:r>
+      <w:proofErr w:type="spellStart"/>
+      <w:r>
+        <w:rPr>
+          <w:rFonts w:ascii="Palatino Linotype" w:hAnsi="Palatino Linotype"/>
+          <w:i/>
+          <w:iCs/>
+          <w:lang w:val="es-ES"/>
+        </w:rPr>
+        <w:t>milk</w:t>
+      </w:r>
+      <w:proofErr w:type="spellEnd"/>
+      <w:r>
+        <w:rPr>
+          <w:rFonts w:ascii="Palatino Linotype" w:hAnsi="Palatino Linotype"/>
+          <w:lang w:val="es-ES"/>
+        </w:rPr>
+        <w:t xml:space="preserve">”, “bebida”, </w:t>
+      </w:r>
+      <w:r>
+        <w:rPr>
+          <w:rFonts w:ascii="Palatino Linotype" w:hAnsi="Palatino Linotype"/>
+          <w:lang w:val="es-ES"/>
+        </w:rPr>
+        <w:t>entre otras</w:t>
+      </w:r>
+      <w:r>
+        <w:rPr>
+          <w:rFonts w:ascii="Palatino Linotype" w:hAnsi="Palatino Linotype"/>
+          <w:lang w:val="es-ES"/>
+        </w:rPr>
+        <w:t>,</w:t>
+      </w:r>
+      <w:r>
+        <w:rPr>
+          <w:rFonts w:ascii="Palatino Linotype" w:hAnsi="Palatino Linotype"/>
+          <w:lang w:val="es-ES"/>
+        </w:rPr>
+        <w:t xml:space="preserve"> </w:t>
+      </w:r>
+      <w:r>
+        <w:rPr>
+          <w:rFonts w:ascii="Palatino Linotype" w:hAnsi="Palatino Linotype"/>
+          <w:lang w:val="es-ES"/>
+        </w:rPr>
+        <w:t>para garantizar que pertenecían a la categoría de “bebidas” ;</w:t>
       </w:r>
       <w:r>
         <w:rPr>
@@ -557,7 +937,70 @@
           <w:rFonts w:ascii="Palatino Linotype" w:hAnsi="Palatino Linotype"/>
           <w:lang w:val="es-ES"/>
         </w:rPr>
-        <w:t xml:space="preserve"> (5) Preparación de datos limpios para posteriores análisis. </w:t>
+        <w:t xml:space="preserve"> (5) </w:t>
+      </w:r>
+      <w:r>
+        <w:rPr>
+          <w:rFonts w:ascii="Palatino Linotype" w:hAnsi="Palatino Linotype"/>
+          <w:lang w:val="es-ES"/>
+        </w:rPr>
+        <w:t>La g</w:t>
+      </w:r>
+      <w:r>
+        <w:rPr>
+          <w:rFonts w:ascii="Palatino Linotype" w:hAnsi="Palatino Linotype"/>
+          <w:lang w:val="es-ES"/>
+        </w:rPr>
+        <w:t>eneración</w:t>
+      </w:r>
+      <w:r>
+        <w:rPr>
+          <w:rFonts w:ascii="Palatino Linotype" w:hAnsi="Palatino Linotype"/>
+          <w:lang w:val="es-ES"/>
+        </w:rPr>
+        <w:t xml:space="preserve"> de </w:t>
+      </w:r>
+      <w:r>
+        <w:rPr>
+          <w:rFonts w:ascii="Palatino Linotype" w:hAnsi="Palatino Linotype"/>
+          <w:lang w:val="es-ES"/>
+        </w:rPr>
+        <w:t xml:space="preserve">conjuntos de </w:t>
+      </w:r>
+      <w:r>
+        <w:rPr>
+          <w:rFonts w:ascii="Palatino Linotype" w:hAnsi="Palatino Linotype"/>
+          <w:lang w:val="es-ES"/>
+        </w:rPr>
+        <w:t xml:space="preserve">datos limpios </w:t>
+      </w:r>
+      <w:r>
+        <w:rPr>
+          <w:rFonts w:ascii="Palatino Linotype" w:hAnsi="Palatino Linotype"/>
+          <w:lang w:val="es-ES"/>
+        </w:rPr>
+        <w:t>para cada tipo de bebida con el fin de realizar</w:t>
+      </w:r>
+      <w:r>
+        <w:rPr>
+          <w:rFonts w:ascii="Palatino Linotype" w:hAnsi="Palatino Linotype"/>
+          <w:lang w:val="es-ES"/>
+        </w:rPr>
+        <w:t xml:space="preserve"> posteriores análisis</w:t>
+      </w:r>
+      <w:r>
+        <w:rPr>
+          <w:rFonts w:ascii="Palatino Linotype" w:hAnsi="Palatino Linotype"/>
+          <w:lang w:val="es-ES"/>
+        </w:rPr>
+        <w:t xml:space="preserve"> </w:t>
+      </w:r>
+      <w:r>
+        <w:rPr>
+          <w:rFonts w:ascii="Palatino Linotype" w:hAnsi="Palatino Linotype"/>
+          <w:lang w:val="es-ES"/>
+        </w:rPr>
+        <w:t>estadísticos y crear figuras y tablas.</w:t>
       </w:r>
     </w:p>
     <w:p>
@@ -573,43 +1016,17 @@
           <w:rFonts w:ascii="Palatino Linotype" w:hAnsi="Palatino Linotype"/>
           <w:lang w:val="es-ES"/>
         </w:rPr>
-        <w:t xml:space="preserve">Después de realizar el filtro inicial en las categorías de los datos obtenidos de Open Food Facts, se revisó manualmente los productos incluidos. Con esta revisión, se pudo identificar todos aquellos productos clasificados de manera incorrecta </w:t>
-      </w:r>
-      <w:r>
-        <w:rPr>
-          <w:rFonts w:ascii="Palatino Linotype" w:hAnsi="Palatino Linotype"/>
-          <w:lang w:val="es-ES"/>
-        </w:rPr>
-        <w:t>(quesos</w:t>
-      </w:r>
-      <w:r>
-        <w:rPr>
-          <w:rFonts w:ascii="Palatino Linotype" w:hAnsi="Palatino Linotype"/>
-          <w:lang w:val="es-ES"/>
-        </w:rPr>
-        <w:t xml:space="preserve">, postres, yogures, </w:t>
-      </w:r>
-      <w:r>
-        <w:rPr>
-          <w:rFonts w:ascii="Palatino Linotype" w:hAnsi="Palatino Linotype"/>
-          <w:lang w:val="es-ES"/>
-        </w:rPr>
-        <w:t xml:space="preserve">entre </w:t>
-      </w:r>
-      <w:r>
-        <w:rPr>
-          <w:rFonts w:ascii="Palatino Linotype" w:hAnsi="Palatino Linotype"/>
-          <w:lang w:val="es-ES"/>
-        </w:rPr>
-        <w:t>otros)</w:t>
-      </w:r>
-      <w:r>
-        <w:rPr>
-          <w:rFonts w:ascii="Palatino Linotype" w:hAnsi="Palatino Linotype"/>
-          <w:lang w:val="es-ES"/>
-        </w:rPr>
-        <w:t>,</w:t>
-      </w:r>
+        <w:t xml:space="preserve">Después de realizar el filtro inicial en las categorías de los datos obtenidos de Open </w:t>
+      </w:r>
+      <w:proofErr w:type="spellStart"/>
+      <w:r>
+        <w:rPr>
+          <w:rFonts w:ascii="Palatino Linotype" w:hAnsi="Palatino Linotype"/>
+          <w:lang w:val="es-ES"/>
+        </w:rPr>
+        <w:t>Food</w:t>
+      </w:r>
+      <w:proofErr w:type="spellEnd"/>
       <w:r>
         <w:rPr>
           <w:rFonts w:ascii="Palatino Linotype" w:hAnsi="Palatino Linotype"/>
@@ -617,12 +1034,133 @@
         </w:rPr>
         <w:t xml:space="preserve"> </w:t>
       </w:r>
-      <w:r>
-        <w:rPr>
-          <w:rFonts w:ascii="Palatino Linotype" w:hAnsi="Palatino Linotype"/>
-          <w:lang w:val="es-ES"/>
-        </w:rPr>
-        <w:t>lo que hizo añadir un filtro todavía más específico para asegurar que se excluían todos los productos no considerados bebidas.</w:t>
+      <w:proofErr w:type="spellStart"/>
+      <w:r>
+        <w:rPr>
+          <w:rFonts w:ascii="Palatino Linotype" w:hAnsi="Palatino Linotype"/>
+          <w:lang w:val="es-ES"/>
+        </w:rPr>
+        <w:t>Facts</w:t>
+      </w:r>
+      <w:proofErr w:type="spellEnd"/>
+      <w:r>
+        <w:rPr>
+          <w:rFonts w:ascii="Palatino Linotype" w:hAnsi="Palatino Linotype"/>
+          <w:lang w:val="es-ES"/>
+        </w:rPr>
+        <w:t>, se revis</w:t>
+      </w:r>
+      <w:r>
+        <w:rPr>
+          <w:rFonts w:ascii="Palatino Linotype" w:hAnsi="Palatino Linotype"/>
+          <w:lang w:val="es-ES"/>
+        </w:rPr>
+        <w:t>aron</w:t>
+      </w:r>
+      <w:r>
+        <w:rPr>
+          <w:rFonts w:ascii="Palatino Linotype" w:hAnsi="Palatino Linotype"/>
+          <w:lang w:val="es-ES"/>
+        </w:rPr>
+        <w:t xml:space="preserve"> manualmente los productos incluidos. Con esta revisión, se pudo identificar aquellos productos</w:t>
+      </w:r>
+      <w:r>
+        <w:rPr>
+          <w:rFonts w:ascii="Palatino Linotype" w:hAnsi="Palatino Linotype"/>
+          <w:lang w:val="es-ES"/>
+        </w:rPr>
+        <w:t xml:space="preserve"> que, aun habiendo superado los filtros iniciales, </w:t>
+      </w:r>
+      <w:r>
+        <w:rPr>
+          <w:rFonts w:ascii="Palatino Linotype" w:hAnsi="Palatino Linotype"/>
+          <w:lang w:val="es-ES"/>
+        </w:rPr>
+        <w:t>no pertenecían al tipo de bebida de interés del estudio</w:t>
+      </w:r>
+      <w:r>
+        <w:rPr>
+          <w:rFonts w:ascii="Palatino Linotype" w:hAnsi="Palatino Linotype"/>
+          <w:lang w:val="es-ES"/>
+        </w:rPr>
+        <w:t>, como bebidas de coco, bebidas de avena o refrescos en la categoría de bebidas de soja.</w:t>
+      </w:r>
+      <w:r>
+        <w:rPr>
+          <w:rFonts w:ascii="Palatino Linotype" w:hAnsi="Palatino Linotype"/>
+          <w:lang w:val="es-ES"/>
+        </w:rPr>
+        <w:t xml:space="preserve"> Esto </w:t>
+      </w:r>
+      <w:r>
+        <w:rPr>
+          <w:rFonts w:ascii="Palatino Linotype" w:hAnsi="Palatino Linotype"/>
+          <w:lang w:val="es-ES"/>
+        </w:rPr>
+        <w:t>implicó</w:t>
+      </w:r>
+      <w:r>
+        <w:rPr>
+          <w:rFonts w:ascii="Palatino Linotype" w:hAnsi="Palatino Linotype"/>
+          <w:lang w:val="es-ES"/>
+        </w:rPr>
+        <w:t xml:space="preserve"> añadir un filtro todavía más específico para asegurar que </w:t>
+      </w:r>
+      <w:r>
+        <w:rPr>
+          <w:rFonts w:ascii="Palatino Linotype" w:hAnsi="Palatino Linotype"/>
+          <w:lang w:val="es-ES"/>
+        </w:rPr>
+        <w:t>se incluían</w:t>
+      </w:r>
+      <w:r>
+        <w:rPr>
+          <w:rFonts w:ascii="Palatino Linotype" w:hAnsi="Palatino Linotype"/>
+          <w:lang w:val="es-ES"/>
+        </w:rPr>
+        <w:t xml:space="preserve"> </w:t>
+      </w:r>
+      <w:r>
+        <w:rPr>
+          <w:rFonts w:ascii="Palatino Linotype" w:hAnsi="Palatino Linotype"/>
+          <w:lang w:val="es-ES"/>
+        </w:rPr>
+        <w:t>solamente</w:t>
+      </w:r>
+      <w:r>
+        <w:rPr>
+          <w:rFonts w:ascii="Palatino Linotype" w:hAnsi="Palatino Linotype"/>
+          <w:lang w:val="es-ES"/>
+        </w:rPr>
+        <w:t xml:space="preserve"> los productos </w:t>
+      </w:r>
+      <w:r>
+        <w:rPr>
+          <w:rFonts w:ascii="Palatino Linotype" w:hAnsi="Palatino Linotype"/>
+          <w:lang w:val="es-ES"/>
+        </w:rPr>
+        <w:t>correspondientes a cada tipo de bebida</w:t>
+      </w:r>
+      <w:r>
+        <w:rPr>
+          <w:rFonts w:ascii="Palatino Linotype" w:hAnsi="Palatino Linotype"/>
+          <w:lang w:val="es-ES"/>
+        </w:rPr>
+        <w:t xml:space="preserve"> analizada</w:t>
+      </w:r>
+      <w:r>
+        <w:rPr>
+          <w:rFonts w:ascii="Palatino Linotype" w:hAnsi="Palatino Linotype"/>
+          <w:lang w:val="es-ES"/>
+        </w:rPr>
+        <w:t>.</w:t>
+      </w:r>
+      <w:r>
+        <w:rPr>
+          <w:rFonts w:ascii="Palatino Linotype" w:hAnsi="Palatino Linotype"/>
+          <w:lang w:val="es-ES"/>
+        </w:rPr>
+        <w:t xml:space="preserve"> </w:t>
       </w:r>
     </w:p>
     <w:p>
@@ -638,7 +1176,290 @@
           <w:rFonts w:ascii="Palatino Linotype" w:hAnsi="Palatino Linotype"/>
           <w:lang w:val="es-ES"/>
         </w:rPr>
-        <w:t>Este procesamiento aseguraba la coherencia y consistencia entre las bebidas estudiadas.</w:t>
+        <w:t xml:space="preserve">Inicialmente, se descargaron 6007 productos: 4458 productos de leche de vaca, 348 de bebidas de soja, 567 de bebidas de almendra y 634 de bebidas de avena. Después de excluir 5925 productos por contener valores incompletos, 26 productos por no pertenecer a la categoría de “bebidas” y 5 productos tras revisar manualmente las categorías de bebidas, el estudio incluyó un total de 51 productos. Entre esos productos se encontraban 12 productos de leche de vaca, 9 de bebidas de </w:t>
+      </w:r>
+      <w:r>
+        <w:rPr>
+          <w:rFonts w:ascii="Palatino Linotype" w:hAnsi="Palatino Linotype"/>
+          <w:lang w:val="es-ES"/>
+        </w:rPr>
+        <w:lastRenderedPageBreak/>
+        <w:t>soja, 17 de bebidas de almendra y 13 de bebidas de avena. Para reflejar la variabilidad entre productos, se incluyeron todas las opciones disponibles en el mercado, como productos sin azúcar, enriquecidos, fortificados, entre otr</w:t>
+      </w:r>
+      <w:r>
+        <w:rPr>
+          <w:rFonts w:ascii="Palatino Linotype" w:hAnsi="Palatino Linotype"/>
+          <w:lang w:val="es-ES"/>
+        </w:rPr>
+        <w:t>o</w:t>
+      </w:r>
+      <w:r>
+        <w:rPr>
+          <w:rFonts w:ascii="Palatino Linotype" w:hAnsi="Palatino Linotype"/>
+          <w:lang w:val="es-ES"/>
+        </w:rPr>
+        <w:t>s.</w:t>
+      </w:r>
+    </w:p>
+    <w:p>
+      <w:pPr>
+        <w:jc w:val="both"/>
+        <w:rPr>
+          <w:rFonts w:ascii="Palatino Linotype" w:hAnsi="Palatino Linotype"/>
+          <w:lang w:val="es-ES"/>
+        </w:rPr>
+      </w:pPr>
+      <w:r>
+        <w:rPr>
+          <w:rFonts w:ascii="Palatino Linotype" w:hAnsi="Palatino Linotype"/>
+          <w:noProof/>
+          <w:lang w:val="es-ES"/>
+        </w:rPr>
+        <w:drawing>
+          <wp:anchor distT="0" distB="0" distL="114300" distR="114300" simplePos="0" relativeHeight="251658240" behindDoc="0" locked="0" layoutInCell="1" allowOverlap="1" wp14:anchorId="7AF7FDFA" wp14:editId="4D80A40B">
+            <wp:simplePos x="0" y="0"/>
+            <wp:positionH relativeFrom="column">
+              <wp:posOffset>1628775</wp:posOffset>
+            </wp:positionH>
+            <wp:positionV relativeFrom="paragraph">
+              <wp:posOffset>7620</wp:posOffset>
+            </wp:positionV>
+            <wp:extent cx="2808605" cy="3556000"/>
+            <wp:effectExtent l="0" t="0" r="0" b="0"/>
+            <wp:wrapSquare wrapText="bothSides"/>
+            <wp:docPr id="975315974" name="Imagen 1"/>
+            <wp:cNvGraphicFramePr>
+              <a:graphicFrameLocks xmlns:a="http://schemas.openxmlformats.org/drawingml/2006/main" noChangeAspect="1"/>
+            </wp:cNvGraphicFramePr>
+            <a:graphic xmlns:a="http://schemas.openxmlformats.org/drawingml/2006/main">
+              <a:graphicData uri="http://schemas.openxmlformats.org/drawingml/2006/picture">
+                <pic:pic xmlns:pic="http://schemas.openxmlformats.org/drawingml/2006/picture">
+                  <pic:nvPicPr>
+                    <pic:cNvPr id="975315974" name="Imagen 975315974"/>
+                    <pic:cNvPicPr/>
+                  </pic:nvPicPr>
+                  <pic:blipFill rotWithShape="1">
+                    <a:blip r:embed="rId7" cstate="print">
+                      <a:extLst>
+                        <a:ext uri="{28A0092B-C50C-407E-A947-70E740481C1C}">
+                          <a14:useLocalDpi xmlns:a14="http://schemas.microsoft.com/office/drawing/2010/main" val="0"/>
+                        </a:ext>
+                      </a:extLst>
+                    </a:blip>
+                    <a:srcRect l="30128" t="5083" r="29402" b="3835"/>
+                    <a:stretch>
+                      <a:fillRect/>
+                    </a:stretch>
+                  </pic:blipFill>
+                  <pic:spPr bwMode="auto">
+                    <a:xfrm>
+                      <a:off x="0" y="0"/>
+                      <a:ext cx="2808605" cy="3556000"/>
+                    </a:xfrm>
+                    <a:prstGeom prst="rect">
+                      <a:avLst/>
+                    </a:prstGeom>
+                    <a:ln>
+                      <a:noFill/>
+                    </a:ln>
+                    <a:extLst>
+                      <a:ext uri="{53640926-AAD7-44D8-BBD7-CCE9431645EC}">
+                        <a14:shadowObscured xmlns:a14="http://schemas.microsoft.com/office/drawing/2010/main"/>
+                      </a:ext>
+                    </a:extLst>
+                  </pic:spPr>
+                </pic:pic>
+              </a:graphicData>
+            </a:graphic>
+            <wp14:sizeRelH relativeFrom="page">
+              <wp14:pctWidth>0</wp14:pctWidth>
+            </wp14:sizeRelH>
+            <wp14:sizeRelV relativeFrom="page">
+              <wp14:pctHeight>0</wp14:pctHeight>
+            </wp14:sizeRelV>
+          </wp:anchor>
+        </w:drawing>
+      </w:r>
+    </w:p>
+    <w:p>
+      <w:pPr>
+        <w:jc w:val="both"/>
+        <w:rPr>
+          <w:rFonts w:ascii="Palatino Linotype" w:hAnsi="Palatino Linotype"/>
+          <w:lang w:val="es-ES"/>
+        </w:rPr>
+      </w:pPr>
+    </w:p>
+    <w:p>
+      <w:pPr>
+        <w:jc w:val="both"/>
+        <w:rPr>
+          <w:rFonts w:ascii="Palatino Linotype" w:hAnsi="Palatino Linotype"/>
+          <w:lang w:val="es-ES"/>
+        </w:rPr>
+      </w:pPr>
+    </w:p>
+    <w:p>
+      <w:pPr>
+        <w:jc w:val="both"/>
+        <w:rPr>
+          <w:rFonts w:ascii="Palatino Linotype" w:hAnsi="Palatino Linotype"/>
+          <w:lang w:val="es-ES"/>
+        </w:rPr>
+      </w:pPr>
+    </w:p>
+    <w:p>
+      <w:pPr>
+        <w:jc w:val="both"/>
+        <w:rPr>
+          <w:rFonts w:ascii="Palatino Linotype" w:hAnsi="Palatino Linotype"/>
+          <w:lang w:val="es-ES"/>
+        </w:rPr>
+      </w:pPr>
+    </w:p>
+    <w:p>
+      <w:pPr>
+        <w:jc w:val="both"/>
+        <w:rPr>
+          <w:rFonts w:ascii="Palatino Linotype" w:hAnsi="Palatino Linotype"/>
+          <w:lang w:val="es-ES"/>
+        </w:rPr>
+      </w:pPr>
+    </w:p>
+    <w:p>
+      <w:pPr>
+        <w:jc w:val="both"/>
+        <w:rPr>
+          <w:rFonts w:ascii="Palatino Linotype" w:hAnsi="Palatino Linotype"/>
+          <w:lang w:val="es-ES"/>
+        </w:rPr>
+      </w:pPr>
+    </w:p>
+    <w:p>
+      <w:pPr>
+        <w:jc w:val="both"/>
+        <w:rPr>
+          <w:rFonts w:ascii="Palatino Linotype" w:hAnsi="Palatino Linotype"/>
+          <w:lang w:val="es-ES"/>
+        </w:rPr>
+      </w:pPr>
+    </w:p>
+    <w:p>
+      <w:pPr>
+        <w:jc w:val="both"/>
+        <w:rPr>
+          <w:rFonts w:ascii="Palatino Linotype" w:hAnsi="Palatino Linotype"/>
+          <w:lang w:val="es-ES"/>
+        </w:rPr>
+      </w:pPr>
+    </w:p>
+    <w:p>
+      <w:pPr>
+        <w:rPr>
+          <w:rFonts w:ascii="Palatino Linotype" w:hAnsi="Palatino Linotype"/>
+          <w:b/>
+          <w:bCs/>
+          <w:sz w:val="18"/>
+          <w:szCs w:val="18"/>
+          <w:lang w:val="es-ES"/>
+        </w:rPr>
+      </w:pPr>
+    </w:p>
+    <w:p>
+      <w:pPr>
+        <w:rPr>
+          <w:rFonts w:ascii="Palatino Linotype" w:hAnsi="Palatino Linotype"/>
+          <w:b/>
+          <w:bCs/>
+          <w:sz w:val="18"/>
+          <w:szCs w:val="18"/>
+          <w:lang w:val="es-ES"/>
+        </w:rPr>
+      </w:pPr>
+    </w:p>
+    <w:p>
+      <w:pPr>
+        <w:rPr>
+          <w:rFonts w:ascii="Palatino Linotype" w:hAnsi="Palatino Linotype"/>
+          <w:b/>
+          <w:bCs/>
+          <w:sz w:val="18"/>
+          <w:szCs w:val="18"/>
+          <w:lang w:val="es-ES"/>
+        </w:rPr>
+      </w:pPr>
+    </w:p>
+    <w:p>
+      <w:pPr>
+        <w:rPr>
+          <w:rFonts w:ascii="Palatino Linotype" w:hAnsi="Palatino Linotype"/>
+          <w:b/>
+          <w:bCs/>
+          <w:color w:val="000000"/>
+          <w:sz w:val="18"/>
+          <w:szCs w:val="18"/>
+          <w:lang w:val="es-ES"/>
+        </w:rPr>
+      </w:pPr>
+      <w:r>
+        <w:rPr>
+          <w:rFonts w:ascii="Palatino Linotype" w:hAnsi="Palatino Linotype"/>
+          <w:b/>
+          <w:bCs/>
+          <w:sz w:val="18"/>
+          <w:szCs w:val="18"/>
+          <w:lang w:val="es-ES"/>
+        </w:rPr>
+        <w:t xml:space="preserve">Figura </w:t>
+      </w:r>
+      <w:r>
+        <w:rPr>
+          <w:rFonts w:ascii="Palatino Linotype" w:hAnsi="Palatino Linotype"/>
+          <w:b/>
+          <w:bCs/>
+          <w:sz w:val="18"/>
+          <w:szCs w:val="18"/>
+          <w:lang w:val="es-ES"/>
+        </w:rPr>
+        <w:t>1</w:t>
+      </w:r>
+      <w:r>
+        <w:rPr>
+          <w:rFonts w:ascii="Palatino Linotype" w:hAnsi="Palatino Linotype"/>
+          <w:b/>
+          <w:bCs/>
+          <w:sz w:val="18"/>
+          <w:szCs w:val="18"/>
+          <w:lang w:val="es-ES"/>
+        </w:rPr>
+        <w:t xml:space="preserve">. </w:t>
+      </w:r>
+      <w:r>
+        <w:rPr>
+          <w:rFonts w:ascii="Palatino Linotype" w:hAnsi="Palatino Linotype"/>
+          <w:b/>
+          <w:bCs/>
+          <w:color w:val="000000"/>
+          <w:sz w:val="18"/>
+          <w:szCs w:val="18"/>
+          <w:lang w:val="es-ES"/>
+        </w:rPr>
+        <w:t>Diagrama de flujo del proceso de selección y depuración de productos incluidos en el estudio.</w:t>
+      </w:r>
+    </w:p>
+    <w:p>
+      <w:pPr>
+        <w:rPr>
+          <w:rFonts w:ascii="Palatino Linotype" w:hAnsi="Palatino Linotype"/>
+          <w:lang w:val="es-ES"/>
+        </w:rPr>
+      </w:pPr>
+      <w:r>
+        <w:rPr>
+          <w:rFonts w:ascii="Palatino Linotype" w:hAnsi="Palatino Linotype"/>
+          <w:lang w:val="es-ES"/>
+        </w:rPr>
+        <w:t>Este procesamiento aseguró la coherencia y consistencia de los datos analizados e incluidos en el estudio</w:t>
       </w:r>
     </w:p>
     <w:p>
@@ -675,7 +1496,6 @@
           <w:rFonts w:ascii="Palatino Linotype" w:hAnsi="Palatino Linotype"/>
           <w:lang w:val="es-ES"/>
         </w:rPr>
-        <w:lastRenderedPageBreak/>
         <w:t xml:space="preserve">Se </w:t>
       </w:r>
       <w:r>
@@ -683,21 +1503,30 @@
           <w:rFonts w:ascii="Palatino Linotype" w:hAnsi="Palatino Linotype"/>
           <w:lang w:val="es-ES"/>
         </w:rPr>
-        <w:t xml:space="preserve">seleccionaron </w:t>
-      </w:r>
-      <w:r>
-        <w:rPr>
-          <w:rFonts w:ascii="Palatino Linotype" w:hAnsi="Palatino Linotype"/>
-          <w:lang w:val="es-ES"/>
-        </w:rPr>
-        <w:t>5</w:t>
-      </w:r>
-      <w:r>
-        <w:rPr>
-          <w:rFonts w:ascii="Palatino Linotype" w:hAnsi="Palatino Linotype"/>
-          <w:lang w:val="es-ES"/>
-        </w:rPr>
-        <w:t xml:space="preserve"> variables nutricionales: energía (kcal/100 mL), grasa</w:t>
+        <w:t>seleccionaron 5</w:t>
+      </w:r>
+      <w:r>
+        <w:rPr>
+          <w:rFonts w:ascii="Palatino Linotype" w:hAnsi="Palatino Linotype"/>
+          <w:lang w:val="es-ES"/>
+        </w:rPr>
+        <w:t xml:space="preserve"> variables nutricionales: energía (kcal/100 </w:t>
+      </w:r>
+      <w:proofErr w:type="spellStart"/>
+      <w:r>
+        <w:rPr>
+          <w:rFonts w:ascii="Palatino Linotype" w:hAnsi="Palatino Linotype"/>
+          <w:lang w:val="es-ES"/>
+        </w:rPr>
+        <w:t>mL</w:t>
+      </w:r>
+      <w:proofErr w:type="spellEnd"/>
+      <w:r>
+        <w:rPr>
+          <w:rFonts w:ascii="Palatino Linotype" w:hAnsi="Palatino Linotype"/>
+          <w:lang w:val="es-ES"/>
+        </w:rPr>
+        <w:t>), grasa</w:t>
       </w:r>
       <w:r>
         <w:rPr>
@@ -711,7 +1540,71 @@
           <w:rFonts w:ascii="Palatino Linotype" w:hAnsi="Palatino Linotype"/>
           <w:lang w:val="es-ES"/>
         </w:rPr>
-        <w:t xml:space="preserve"> (g/100 mL), grasa saturada (g/100 mL), azúcares (g/100 mL) y proteínas (g/100 mL). La selección </w:t>
+        <w:t xml:space="preserve"> (g/100 </w:t>
+      </w:r>
+      <w:proofErr w:type="spellStart"/>
+      <w:r>
+        <w:rPr>
+          <w:rFonts w:ascii="Palatino Linotype" w:hAnsi="Palatino Linotype"/>
+          <w:lang w:val="es-ES"/>
+        </w:rPr>
+        <w:t>mL</w:t>
+      </w:r>
+      <w:proofErr w:type="spellEnd"/>
+      <w:r>
+        <w:rPr>
+          <w:rFonts w:ascii="Palatino Linotype" w:hAnsi="Palatino Linotype"/>
+          <w:lang w:val="es-ES"/>
+        </w:rPr>
+        <w:t xml:space="preserve">), grasa saturada (g/100 </w:t>
+      </w:r>
+      <w:proofErr w:type="spellStart"/>
+      <w:r>
+        <w:rPr>
+          <w:rFonts w:ascii="Palatino Linotype" w:hAnsi="Palatino Linotype"/>
+          <w:lang w:val="es-ES"/>
+        </w:rPr>
+        <w:t>mL</w:t>
+      </w:r>
+      <w:proofErr w:type="spellEnd"/>
+      <w:r>
+        <w:rPr>
+          <w:rFonts w:ascii="Palatino Linotype" w:hAnsi="Palatino Linotype"/>
+          <w:lang w:val="es-ES"/>
+        </w:rPr>
+        <w:t xml:space="preserve">), azúcares (g/100 </w:t>
+      </w:r>
+      <w:proofErr w:type="spellStart"/>
+      <w:r>
+        <w:rPr>
+          <w:rFonts w:ascii="Palatino Linotype" w:hAnsi="Palatino Linotype"/>
+          <w:lang w:val="es-ES"/>
+        </w:rPr>
+        <w:t>mL</w:t>
+      </w:r>
+      <w:proofErr w:type="spellEnd"/>
+      <w:r>
+        <w:rPr>
+          <w:rFonts w:ascii="Palatino Linotype" w:hAnsi="Palatino Linotype"/>
+          <w:lang w:val="es-ES"/>
+        </w:rPr>
+        <w:t xml:space="preserve">) y proteínas (g/100 </w:t>
+      </w:r>
+      <w:proofErr w:type="spellStart"/>
+      <w:r>
+        <w:rPr>
+          <w:rFonts w:ascii="Palatino Linotype" w:hAnsi="Palatino Linotype"/>
+          <w:lang w:val="es-ES"/>
+        </w:rPr>
+        <w:t>mL</w:t>
+      </w:r>
+      <w:proofErr w:type="spellEnd"/>
+      <w:r>
+        <w:rPr>
+          <w:rFonts w:ascii="Palatino Linotype" w:hAnsi="Palatino Linotype"/>
+          <w:lang w:val="es-ES"/>
+        </w:rPr>
+        <w:t xml:space="preserve">). La selección </w:t>
       </w:r>
       <w:r>
         <w:rPr>
@@ -760,7 +1653,23 @@
           <w:rFonts w:ascii="Palatino Linotype" w:hAnsi="Palatino Linotype"/>
           <w:lang w:val="es-ES"/>
         </w:rPr>
-        <w:t xml:space="preserve"> inclusión en el sistema Nutri-Score [7,8]</w:t>
+        <w:t xml:space="preserve"> inclusión en el sistema </w:t>
+      </w:r>
+      <w:proofErr w:type="spellStart"/>
+      <w:r>
+        <w:rPr>
+          <w:rFonts w:ascii="Palatino Linotype" w:hAnsi="Palatino Linotype"/>
+          <w:lang w:val="es-ES"/>
+        </w:rPr>
+        <w:t>Nutri</w:t>
+      </w:r>
+      <w:proofErr w:type="spellEnd"/>
+      <w:r>
+        <w:rPr>
+          <w:rFonts w:ascii="Palatino Linotype" w:hAnsi="Palatino Linotype"/>
+          <w:lang w:val="es-ES"/>
+        </w:rPr>
+        <w:t>-Score [7,8]</w:t>
       </w:r>
       <w:r>
         <w:rPr>
@@ -804,42 +1713,7 @@
           <w:rFonts w:ascii="Palatino Linotype" w:hAnsi="Palatino Linotype"/>
           <w:lang w:val="es-ES"/>
         </w:rPr>
-        <w:t xml:space="preserve"> ya que en los datos </w:t>
-      </w:r>
-      <w:r>
-        <w:rPr>
-          <w:rFonts w:ascii="Palatino Linotype" w:hAnsi="Palatino Linotype"/>
-          <w:lang w:val="es-ES"/>
-        </w:rPr>
-        <w:t xml:space="preserve">disponibles de bebidas vegetales en </w:t>
-      </w:r>
-      <w:r>
-        <w:rPr>
-          <w:rFonts w:ascii="Palatino Linotype" w:hAnsi="Palatino Linotype"/>
-          <w:lang w:val="es-ES"/>
-        </w:rPr>
-        <w:t>Open Food Facts no aparecía de forma consistente y</w:t>
-      </w:r>
-      <w:r>
-        <w:rPr>
-          <w:rFonts w:ascii="Palatino Linotype" w:hAnsi="Palatino Linotype"/>
-          <w:lang w:val="es-ES"/>
-        </w:rPr>
-        <w:t xml:space="preserve">, </w:t>
-      </w:r>
-      <w:r>
-        <w:rPr>
-          <w:rFonts w:ascii="Palatino Linotype" w:hAnsi="Palatino Linotype"/>
-          <w:lang w:val="es-ES"/>
-        </w:rPr>
-        <w:t>además</w:t>
-      </w:r>
-      <w:r>
-        <w:rPr>
-          <w:rFonts w:ascii="Palatino Linotype" w:hAnsi="Palatino Linotype"/>
-          <w:lang w:val="es-ES"/>
-        </w:rPr>
-        <w:t xml:space="preserve">, </w:t>
+        <w:t xml:space="preserve"> ya que </w:t>
       </w:r>
       <w:r>
         <w:rPr>
@@ -895,7 +1769,14 @@
           <w:rFonts w:ascii="Palatino Linotype" w:hAnsi="Palatino Linotype"/>
           <w:lang w:val="es-ES"/>
         </w:rPr>
-        <w:t>s.</w:t>
+        <w:t>s</w:t>
+      </w:r>
+      <w:r>
+        <w:rPr>
+          <w:rFonts w:ascii="Palatino Linotype" w:hAnsi="Palatino Linotype"/>
+          <w:lang w:val="es-ES"/>
+        </w:rPr>
+        <w:t xml:space="preserve"> [26].</w:t>
       </w:r>
     </w:p>
     <w:p>
@@ -948,6 +1829,7 @@
         </w:rPr>
         <w:t xml:space="preserve">un </w:t>
       </w:r>
+      <w:proofErr w:type="spellStart"/>
       <w:r>
         <w:rPr>
           <w:rFonts w:ascii="Palatino Linotype" w:hAnsi="Palatino Linotype"/>
@@ -957,6 +1839,7 @@
         </w:rPr>
         <w:t>scoring</w:t>
       </w:r>
+      <w:proofErr w:type="spellEnd"/>
       <w:r>
         <w:rPr>
           <w:rFonts w:ascii="Palatino Linotype" w:hAnsi="Palatino Linotype"/>
@@ -976,7 +1859,23 @@
           <w:rFonts w:ascii="Palatino Linotype" w:hAnsi="Palatino Linotype"/>
           <w:lang w:val="es-ES"/>
         </w:rPr>
-        <w:t>en la estructura general del sistema Nutri-</w:t>
+        <w:t xml:space="preserve">en la estructura general del sistema </w:t>
+      </w:r>
+      <w:proofErr w:type="spellStart"/>
+      <w:r>
+        <w:rPr>
+          <w:rFonts w:ascii="Palatino Linotype" w:hAnsi="Palatino Linotype"/>
+          <w:lang w:val="es-ES"/>
+        </w:rPr>
+        <w:t>Nutri</w:t>
+      </w:r>
+      <w:proofErr w:type="spellEnd"/>
+      <w:r>
+        <w:rPr>
+          <w:rFonts w:ascii="Palatino Linotype" w:hAnsi="Palatino Linotype"/>
+          <w:lang w:val="es-ES"/>
+        </w:rPr>
+        <w:t>-</w:t>
       </w:r>
       <w:r>
         <w:rPr>
@@ -1011,28 +1910,53 @@
           <w:rFonts w:ascii="Palatino Linotype" w:hAnsi="Palatino Linotype"/>
           <w:lang w:val="es-ES"/>
         </w:rPr>
-        <w:t xml:space="preserve">adaptó </w:t>
-      </w:r>
-      <w:r>
-        <w:rPr>
-          <w:rFonts w:ascii="Palatino Linotype" w:hAnsi="Palatino Linotype"/>
-          <w:lang w:val="es-ES"/>
-        </w:rPr>
-        <w:t>a</w:t>
-      </w:r>
-      <w:r>
-        <w:rPr>
-          <w:rFonts w:ascii="Palatino Linotype" w:hAnsi="Palatino Linotype"/>
-          <w:lang w:val="es-ES"/>
-        </w:rPr>
-        <w:t xml:space="preserve"> los datos disponibles en Open Food Facts. Desde un punto de vista nutricional, afecta</w:t>
-      </w:r>
-      <w:r>
-        <w:rPr>
-          <w:rFonts w:ascii="Palatino Linotype" w:hAnsi="Palatino Linotype"/>
-          <w:lang w:val="es-ES"/>
-        </w:rPr>
-        <w:t>ro</w:t>
+        <w:t>adaptó a</w:t>
+      </w:r>
+      <w:r>
+        <w:rPr>
+          <w:rFonts w:ascii="Palatino Linotype" w:hAnsi="Palatino Linotype"/>
+          <w:lang w:val="es-ES"/>
+        </w:rPr>
+        <w:t xml:space="preserve"> los datos disponibles en Open </w:t>
+      </w:r>
+      <w:proofErr w:type="spellStart"/>
+      <w:r>
+        <w:rPr>
+          <w:rFonts w:ascii="Palatino Linotype" w:hAnsi="Palatino Linotype"/>
+          <w:lang w:val="es-ES"/>
+        </w:rPr>
+        <w:t>Food</w:t>
+      </w:r>
+      <w:proofErr w:type="spellEnd"/>
+      <w:r>
+        <w:rPr>
+          <w:rFonts w:ascii="Palatino Linotype" w:hAnsi="Palatino Linotype"/>
+          <w:lang w:val="es-ES"/>
+        </w:rPr>
+        <w:t xml:space="preserve"> </w:t>
+      </w:r>
+      <w:proofErr w:type="spellStart"/>
+      <w:r>
+        <w:rPr>
+          <w:rFonts w:ascii="Palatino Linotype" w:hAnsi="Palatino Linotype"/>
+          <w:lang w:val="es-ES"/>
+        </w:rPr>
+        <w:t>Facts</w:t>
+      </w:r>
+      <w:proofErr w:type="spellEnd"/>
+      <w:r>
+        <w:rPr>
+          <w:rFonts w:ascii="Palatino Linotype" w:hAnsi="Palatino Linotype"/>
+          <w:lang w:val="es-ES"/>
+        </w:rPr>
+        <w:t>. Desde un punto de vista nutricional, afecta</w:t>
+      </w:r>
+      <w:r>
+        <w:rPr>
+          <w:rFonts w:ascii="Palatino Linotype" w:hAnsi="Palatino Linotype"/>
+          <w:lang w:val="es-ES"/>
+        </w:rPr>
+        <w:t>ba</w:t>
       </w:r>
       <w:r>
         <w:rPr>
@@ -1069,49 +1993,486 @@
           <w:rFonts w:ascii="Palatino Linotype" w:hAnsi="Palatino Linotype"/>
           <w:lang w:val="es-ES"/>
         </w:rPr>
-        <w:t xml:space="preserve">Todas las variables se </w:t>
-      </w:r>
-      <w:r>
-        <w:rPr>
-          <w:rFonts w:ascii="Palatino Linotype" w:hAnsi="Palatino Linotype"/>
-          <w:lang w:val="es-ES"/>
-        </w:rPr>
-        <w:t xml:space="preserve">estandarizaron </w:t>
-      </w:r>
-      <w:r>
-        <w:rPr>
-          <w:rFonts w:ascii="Palatino Linotype" w:hAnsi="Palatino Linotype"/>
-          <w:lang w:val="es-ES"/>
-        </w:rPr>
-        <w:t xml:space="preserve">antes de calcular la puntuación final para poder así comparar los nutrientes medidos en diferentes escalas. Cada una de las variables </w:t>
-      </w:r>
-      <w:r>
-        <w:rPr>
-          <w:rFonts w:ascii="Palatino Linotype" w:hAnsi="Palatino Linotype"/>
-          <w:lang w:val="es-ES"/>
-        </w:rPr>
-        <w:t>contribuyó</w:t>
-      </w:r>
-      <w:r>
-        <w:rPr>
-          <w:rFonts w:ascii="Palatino Linotype" w:hAnsi="Palatino Linotype"/>
-          <w:lang w:val="es-ES"/>
-        </w:rPr>
-        <w:t xml:space="preserve"> por igual al resultado final. Aquellas puntuaciones más altas indica</w:t>
-      </w:r>
-      <w:r>
-        <w:rPr>
-          <w:rFonts w:ascii="Palatino Linotype" w:hAnsi="Palatino Linotype"/>
-          <w:lang w:val="es-ES"/>
-        </w:rPr>
-        <w:t>ba</w:t>
-      </w:r>
-      <w:r>
-        <w:rPr>
-          <w:rFonts w:ascii="Palatino Linotype" w:hAnsi="Palatino Linotype"/>
-          <w:lang w:val="es-ES"/>
-        </w:rPr>
-        <w:t>n un perfil nutricional más favorable, según los criterios que se han establecido para este estudio.</w:t>
+        <w:lastRenderedPageBreak/>
+        <w:t>A</w:t>
+      </w:r>
+      <w:r>
+        <w:rPr>
+          <w:rFonts w:ascii="Palatino Linotype" w:hAnsi="Palatino Linotype"/>
+          <w:lang w:val="es-ES"/>
+        </w:rPr>
+        <w:t>ntes de calcular la puntuación final</w:t>
+      </w:r>
+      <w:r>
+        <w:rPr>
+          <w:rFonts w:ascii="Palatino Linotype" w:hAnsi="Palatino Linotype"/>
+          <w:lang w:val="es-ES"/>
+        </w:rPr>
+        <w:t xml:space="preserve">, todas las variables se estandarizaron con </w:t>
+      </w:r>
+      <w:r>
+        <w:rPr>
+          <w:rFonts w:ascii="Palatino Linotype" w:hAnsi="Palatino Linotype"/>
+          <w:i/>
+          <w:iCs/>
+          <w:lang w:val="es-ES"/>
+        </w:rPr>
+        <w:t xml:space="preserve">z-scores </w:t>
+      </w:r>
+      <w:r>
+        <w:rPr>
+          <w:rFonts w:ascii="Palatino Linotype" w:hAnsi="Palatino Linotype"/>
+          <w:lang w:val="es-ES"/>
+        </w:rPr>
+        <w:t>[25]</w:t>
+      </w:r>
+      <w:r>
+        <w:rPr>
+          <w:rFonts w:ascii="Palatino Linotype" w:hAnsi="Palatino Linotype"/>
+          <w:i/>
+          <w:iCs/>
+          <w:lang w:val="es-ES"/>
+        </w:rPr>
+        <w:t xml:space="preserve"> </w:t>
+      </w:r>
+      <w:r>
+        <w:rPr>
+          <w:rFonts w:ascii="Palatino Linotype" w:hAnsi="Palatino Linotype"/>
+          <w:lang w:val="es-ES"/>
+        </w:rPr>
+        <w:t>para poder así comparar</w:t>
+      </w:r>
+      <w:r>
+        <w:rPr>
+          <w:rFonts w:ascii="Palatino Linotype" w:hAnsi="Palatino Linotype"/>
+          <w:lang w:val="es-ES"/>
+        </w:rPr>
+        <w:t xml:space="preserve">las en una escala común y contribuir </w:t>
+      </w:r>
+      <w:r>
+        <w:rPr>
+          <w:rFonts w:ascii="Palatino Linotype" w:hAnsi="Palatino Linotype"/>
+          <w:lang w:val="es-ES"/>
+        </w:rPr>
+        <w:t xml:space="preserve">por igual al resultado final. </w:t>
+      </w:r>
+      <w:r>
+        <w:rPr>
+          <w:rFonts w:ascii="Palatino Linotype" w:hAnsi="Palatino Linotype"/>
+          <w:lang w:val="es-ES"/>
+        </w:rPr>
+        <w:t>Así, se evitó que variables con valores más elevados como es la energía (kcal/100mL), influyeran mucho más en el resultado final a diferencia de otras variables con valores más bajos como son las proteínas o las grasas.</w:t>
+      </w:r>
+    </w:p>
+    <w:p>
+      <w:pPr>
+        <w:jc w:val="both"/>
+        <w:rPr>
+          <w:rFonts w:ascii="Palatino Linotype" w:hAnsi="Palatino Linotype"/>
+          <w:lang w:val="es-ES"/>
+        </w:rPr>
+      </w:pPr>
+      <w:r>
+        <w:rPr>
+          <w:rFonts w:ascii="Palatino Linotype" w:hAnsi="Palatino Linotype"/>
+          <w:lang w:val="es-ES"/>
+        </w:rPr>
+        <w:t xml:space="preserve">Aunque previamente se estandarizaron las variables, la puntuación final se </w:t>
+      </w:r>
+      <w:r>
+        <w:rPr>
+          <w:rFonts w:ascii="Palatino Linotype" w:hAnsi="Palatino Linotype"/>
+          <w:lang w:val="es-ES"/>
+        </w:rPr>
+        <w:t>obtuvo</w:t>
+      </w:r>
+      <w:r>
+        <w:rPr>
+          <w:rFonts w:ascii="Palatino Linotype" w:hAnsi="Palatino Linotype"/>
+          <w:lang w:val="es-ES"/>
+        </w:rPr>
+        <w:t xml:space="preserve"> combinando dichas variables en un único índice, por lo que tanto la media como la desviación estándar del </w:t>
+      </w:r>
+      <w:proofErr w:type="spellStart"/>
+      <w:r>
+        <w:rPr>
+          <w:rFonts w:ascii="Palatino Linotype" w:hAnsi="Palatino Linotype"/>
+          <w:i/>
+          <w:iCs/>
+          <w:lang w:val="es-ES"/>
+        </w:rPr>
+        <w:t>scoring</w:t>
+      </w:r>
+      <w:proofErr w:type="spellEnd"/>
+      <w:r>
+        <w:rPr>
+          <w:rFonts w:ascii="Palatino Linotype" w:hAnsi="Palatino Linotype"/>
+          <w:lang w:val="es-ES"/>
+        </w:rPr>
+        <w:t xml:space="preserve"> nutricional final no tiene</w:t>
+      </w:r>
+      <w:r>
+        <w:rPr>
+          <w:rFonts w:ascii="Palatino Linotype" w:hAnsi="Palatino Linotype"/>
+          <w:lang w:val="es-ES"/>
+        </w:rPr>
+        <w:t>n</w:t>
+      </w:r>
+      <w:r>
+        <w:rPr>
+          <w:rFonts w:ascii="Palatino Linotype" w:hAnsi="Palatino Linotype"/>
+          <w:lang w:val="es-ES"/>
+        </w:rPr>
+        <w:t xml:space="preserve"> por qué ser igual </w:t>
+      </w:r>
+      <w:r>
+        <w:rPr>
+          <w:rFonts w:ascii="Palatino Linotype" w:hAnsi="Palatino Linotype"/>
+          <w:lang w:val="es-ES"/>
+        </w:rPr>
+        <w:t>en los diferentes tipos de bebida analizados</w:t>
+      </w:r>
+      <w:r>
+        <w:rPr>
+          <w:rFonts w:ascii="Palatino Linotype" w:hAnsi="Palatino Linotype"/>
+          <w:lang w:val="es-ES"/>
+        </w:rPr>
+        <w:t>.</w:t>
+      </w:r>
+    </w:p>
+    <w:p>
+      <w:pPr>
+        <w:jc w:val="both"/>
+        <w:rPr>
+          <w:rFonts w:ascii="Palatino Linotype" w:hAnsi="Palatino Linotype"/>
+          <w:lang w:val="es-ES"/>
+        </w:rPr>
+      </w:pPr>
+      <w:r>
+        <w:rPr>
+          <w:rFonts w:ascii="Palatino Linotype" w:hAnsi="Palatino Linotype"/>
+          <w:lang w:val="es-ES"/>
+        </w:rPr>
+        <w:t>Con esto, l</w:t>
+      </w:r>
+      <w:r>
+        <w:rPr>
+          <w:rFonts w:ascii="Palatino Linotype" w:hAnsi="Palatino Linotype"/>
+          <w:lang w:val="es-ES"/>
+        </w:rPr>
+        <w:t>as variables estandarizadas se incluyeron en la siguiente fórmula:</w:t>
+      </w:r>
+    </w:p>
+    <w:p>
+      <w:pPr>
+        <w:jc w:val="both"/>
+        <w:rPr>
+          <w:rFonts w:ascii="Palatino Linotype" w:hAnsi="Palatino Linotype"/>
+          <w:sz w:val="18"/>
+          <w:szCs w:val="18"/>
+          <w:lang w:val="es-ES"/>
+        </w:rPr>
+      </w:pPr>
+      <m:oMathPara>
+        <m:oMathParaPr>
+          <m:jc m:val="left"/>
+        </m:oMathParaPr>
+        <m:oMath>
+          <m:r>
+            <w:rPr>
+              <w:rFonts w:ascii="Cambria Math" w:hAnsi="Cambria Math"/>
+              <w:sz w:val="18"/>
+              <w:szCs w:val="18"/>
+              <w:lang w:val="es-ES"/>
+            </w:rPr>
+            <m:t>Scoring=-Z</m:t>
+          </m:r>
+          <m:d>
+            <m:dPr>
+              <m:ctrlPr>
+                <w:rPr>
+                  <w:rFonts w:ascii="Cambria Math" w:hAnsi="Cambria Math"/>
+                  <w:i/>
+                  <w:sz w:val="18"/>
+                  <w:szCs w:val="18"/>
+                  <w:lang w:val="es-ES"/>
+                </w:rPr>
+              </m:ctrlPr>
+            </m:dPr>
+            <m:e>
+              <m:r>
+                <w:rPr>
+                  <w:rFonts w:ascii="Cambria Math" w:hAnsi="Cambria Math"/>
+                  <w:sz w:val="18"/>
+                  <w:szCs w:val="18"/>
+                  <w:lang w:val="es-ES"/>
+                </w:rPr>
+                <m:t>energía</m:t>
+              </m:r>
+            </m:e>
+          </m:d>
+          <m:r>
+            <w:rPr>
+              <w:rFonts w:ascii="Cambria Math" w:hAnsi="Cambria Math"/>
+              <w:sz w:val="18"/>
+              <w:szCs w:val="18"/>
+              <w:lang w:val="es-ES"/>
+            </w:rPr>
+            <m:t>-Z</m:t>
+          </m:r>
+          <m:d>
+            <m:dPr>
+              <m:ctrlPr>
+                <w:rPr>
+                  <w:rFonts w:ascii="Cambria Math" w:hAnsi="Cambria Math"/>
+                  <w:i/>
+                  <w:sz w:val="18"/>
+                  <w:szCs w:val="18"/>
+                  <w:lang w:val="es-ES"/>
+                </w:rPr>
+              </m:ctrlPr>
+            </m:dPr>
+            <m:e>
+              <m:r>
+                <w:rPr>
+                  <w:rFonts w:ascii="Cambria Math" w:hAnsi="Cambria Math"/>
+                  <w:sz w:val="18"/>
+                  <w:szCs w:val="18"/>
+                  <w:lang w:val="es-ES"/>
+                </w:rPr>
+                <m:t>grasas totales</m:t>
+              </m:r>
+            </m:e>
+          </m:d>
+          <m:r>
+            <w:rPr>
+              <w:rFonts w:ascii="Cambria Math" w:hAnsi="Cambria Math"/>
+              <w:sz w:val="18"/>
+              <w:szCs w:val="18"/>
+              <w:lang w:val="es-ES"/>
+            </w:rPr>
+            <m:t>-Z</m:t>
+          </m:r>
+          <m:d>
+            <m:dPr>
+              <m:ctrlPr>
+                <w:rPr>
+                  <w:rFonts w:ascii="Cambria Math" w:hAnsi="Cambria Math"/>
+                  <w:i/>
+                  <w:sz w:val="18"/>
+                  <w:szCs w:val="18"/>
+                  <w:lang w:val="es-ES"/>
+                </w:rPr>
+              </m:ctrlPr>
+            </m:dPr>
+            <m:e>
+              <m:r>
+                <w:rPr>
+                  <w:rFonts w:ascii="Cambria Math" w:hAnsi="Cambria Math"/>
+                  <w:sz w:val="18"/>
+                  <w:szCs w:val="18"/>
+                  <w:lang w:val="es-ES"/>
+                </w:rPr>
+                <m:t>grasas saturadas</m:t>
+              </m:r>
+            </m:e>
+          </m:d>
+          <m:r>
+            <w:rPr>
+              <w:rFonts w:ascii="Cambria Math" w:hAnsi="Cambria Math"/>
+              <w:sz w:val="18"/>
+              <w:szCs w:val="18"/>
+              <w:lang w:val="es-ES"/>
+            </w:rPr>
+            <m:t>-Z</m:t>
+          </m:r>
+          <m:d>
+            <m:dPr>
+              <m:ctrlPr>
+                <w:rPr>
+                  <w:rFonts w:ascii="Cambria Math" w:hAnsi="Cambria Math"/>
+                  <w:i/>
+                  <w:sz w:val="18"/>
+                  <w:szCs w:val="18"/>
+                  <w:lang w:val="es-ES"/>
+                </w:rPr>
+              </m:ctrlPr>
+            </m:dPr>
+            <m:e>
+              <m:r>
+                <w:rPr>
+                  <w:rFonts w:ascii="Cambria Math" w:hAnsi="Cambria Math"/>
+                  <w:sz w:val="18"/>
+                  <w:szCs w:val="18"/>
+                  <w:lang w:val="es-ES"/>
+                </w:rPr>
+                <m:t>azúcares</m:t>
+              </m:r>
+            </m:e>
+          </m:d>
+          <m:r>
+            <w:rPr>
+              <w:rFonts w:ascii="Cambria Math" w:hAnsi="Cambria Math"/>
+              <w:sz w:val="18"/>
+              <w:szCs w:val="18"/>
+              <w:lang w:val="es-ES"/>
+            </w:rPr>
+            <m:t>+Z</m:t>
+          </m:r>
+          <m:d>
+            <m:dPr>
+              <m:ctrlPr>
+                <w:rPr>
+                  <w:rFonts w:ascii="Cambria Math" w:hAnsi="Cambria Math"/>
+                  <w:i/>
+                  <w:sz w:val="18"/>
+                  <w:szCs w:val="18"/>
+                  <w:lang w:val="es-ES"/>
+                </w:rPr>
+              </m:ctrlPr>
+            </m:dPr>
+            <m:e>
+              <m:r>
+                <w:rPr>
+                  <w:rFonts w:ascii="Cambria Math" w:hAnsi="Cambria Math"/>
+                  <w:sz w:val="18"/>
+                  <w:szCs w:val="18"/>
+                  <w:lang w:val="es-ES"/>
+                </w:rPr>
+                <m:t>proteínas</m:t>
+              </m:r>
+            </m:e>
+          </m:d>
+        </m:oMath>
+      </m:oMathPara>
+    </w:p>
+    <w:p>
+      <w:pPr>
+        <w:jc w:val="both"/>
+        <w:rPr>
+          <w:rFonts w:ascii="Palatino Linotype" w:hAnsi="Palatino Linotype"/>
+          <w:lang w:val="es-ES"/>
+        </w:rPr>
+      </w:pPr>
+      <w:r>
+        <w:rPr>
+          <w:rFonts w:ascii="Palatino Linotype" w:hAnsi="Palatino Linotype"/>
+          <w:lang w:val="es-ES"/>
+        </w:rPr>
+        <w:t>Los valores</w:t>
+      </w:r>
+      <w:r>
+        <w:rPr>
+          <w:rFonts w:ascii="Palatino Linotype" w:hAnsi="Palatino Linotype"/>
+          <w:lang w:val="es-ES"/>
+        </w:rPr>
+        <w:t xml:space="preserve"> más elevados para la energía, las grasas totales, las grasas saturadas y los azúcares, disminuían la puntuación final, mientras que valores más elevados para las proteínas</w:t>
+      </w:r>
+      <w:r>
+        <w:rPr>
+          <w:rFonts w:ascii="Palatino Linotype" w:hAnsi="Palatino Linotype"/>
+          <w:lang w:val="es-ES"/>
+        </w:rPr>
+        <w:t xml:space="preserve">, </w:t>
+      </w:r>
+      <w:r>
+        <w:rPr>
+          <w:rFonts w:ascii="Palatino Linotype" w:hAnsi="Palatino Linotype"/>
+          <w:lang w:val="es-ES"/>
+        </w:rPr>
+        <w:t>la aumentaba</w:t>
+      </w:r>
+      <w:r>
+        <w:rPr>
+          <w:rFonts w:ascii="Palatino Linotype" w:hAnsi="Palatino Linotype"/>
+          <w:lang w:val="es-ES"/>
+        </w:rPr>
+        <w:t>n</w:t>
+      </w:r>
+      <w:r>
+        <w:rPr>
+          <w:rFonts w:ascii="Palatino Linotype" w:hAnsi="Palatino Linotype"/>
+          <w:lang w:val="es-ES"/>
+        </w:rPr>
+        <w:t>. De acuerdo con los criterios establecidos para este estudio, puntuaciones más altas indicaban un perfil nutricional más favorable.</w:t>
+      </w:r>
+    </w:p>
+    <w:p>
+      <w:pPr>
+        <w:jc w:val="both"/>
+        <w:rPr>
+          <w:rFonts w:ascii="Palatino Linotype" w:hAnsi="Palatino Linotype"/>
+          <w:lang w:val="es-ES"/>
+        </w:rPr>
+      </w:pPr>
+      <w:r>
+        <w:rPr>
+          <w:rFonts w:ascii="Palatino Linotype" w:hAnsi="Palatino Linotype"/>
+          <w:lang w:val="es-ES"/>
+        </w:rPr>
+        <w:t xml:space="preserve">Este </w:t>
+      </w:r>
+      <w:proofErr w:type="spellStart"/>
+      <w:r>
+        <w:rPr>
+          <w:rFonts w:ascii="Palatino Linotype" w:hAnsi="Palatino Linotype"/>
+          <w:i/>
+          <w:iCs/>
+          <w:lang w:val="es-ES"/>
+        </w:rPr>
+        <w:t>scoring</w:t>
+      </w:r>
+      <w:proofErr w:type="spellEnd"/>
+      <w:r>
+        <w:rPr>
+          <w:rFonts w:ascii="Palatino Linotype" w:hAnsi="Palatino Linotype"/>
+          <w:lang w:val="es-ES"/>
+        </w:rPr>
+        <w:t xml:space="preserve"> no tiene por </w:t>
+      </w:r>
+      <w:r>
+        <w:rPr>
+          <w:rFonts w:ascii="Palatino Linotype" w:hAnsi="Palatino Linotype"/>
+          <w:lang w:val="es-ES"/>
+        </w:rPr>
+        <w:t>objetivo</w:t>
+      </w:r>
+      <w:r>
+        <w:rPr>
+          <w:rFonts w:ascii="Palatino Linotype" w:hAnsi="Palatino Linotype"/>
+          <w:lang w:val="es-ES"/>
+        </w:rPr>
+        <w:t xml:space="preserve"> reproducir la clasificación oficial del sistema </w:t>
+      </w:r>
+      <w:proofErr w:type="spellStart"/>
+      <w:r>
+        <w:rPr>
+          <w:rFonts w:ascii="Palatino Linotype" w:hAnsi="Palatino Linotype"/>
+          <w:lang w:val="es-ES"/>
+        </w:rPr>
+        <w:t>Nutri</w:t>
+      </w:r>
+      <w:proofErr w:type="spellEnd"/>
+      <w:r>
+        <w:rPr>
+          <w:rFonts w:ascii="Palatino Linotype" w:hAnsi="Palatino Linotype"/>
+          <w:lang w:val="es-ES"/>
+        </w:rPr>
+        <w:t xml:space="preserve">-Score, sino inspirarse en su lógica general para considerar favorables y desfavorables diferentes componentes nutricionales y poder realizar una </w:t>
+      </w:r>
+      <w:r>
+        <w:rPr>
+          <w:rFonts w:ascii="Palatino Linotype" w:hAnsi="Palatino Linotype"/>
+          <w:lang w:val="es-ES"/>
+        </w:rPr>
+        <w:t>evaluación</w:t>
+      </w:r>
+      <w:r>
+        <w:rPr>
+          <w:rFonts w:ascii="Palatino Linotype" w:hAnsi="Palatino Linotype"/>
+          <w:lang w:val="es-ES"/>
+        </w:rPr>
+        <w:t xml:space="preserve"> del perfil nutricional de las categorías de bebidas analizadas.</w:t>
       </w:r>
     </w:p>
     <w:p>
@@ -1132,53 +2493,436 @@
           <w:rFonts w:ascii="Palatino Linotype" w:hAnsi="Palatino Linotype"/>
           <w:lang w:val="es-ES"/>
         </w:rPr>
-        <w:t>DASHBOARD INTERACTIVO</w:t>
+        <w:t>ANÁLISIS DE LOS DATOS</w:t>
       </w:r>
     </w:p>
     <w:p>
       <w:pPr>
         <w:jc w:val="both"/>
         <w:rPr>
-          <w:rFonts w:ascii="Palatino Linotype" w:hAnsi="Palatino Linotype"/>
-          <w:b/>
-          <w:bCs/>
-          <w:lang w:val="es-ES"/>
-        </w:rPr>
-      </w:pPr>
-      <w:r>
-        <w:rPr>
-          <w:rFonts w:ascii="Palatino Linotype" w:hAnsi="Palatino Linotype"/>
-          <w:lang w:val="es-ES"/>
-        </w:rPr>
-        <w:t>Para poder visualizar las variables nutricionales junto a los resultados del scoring</w:t>
-      </w:r>
-      <w:r>
-        <w:rPr>
-          <w:rFonts w:ascii="Palatino Linotype" w:hAnsi="Palatino Linotype"/>
-          <w:lang w:val="es-ES"/>
-        </w:rPr>
-        <w:t xml:space="preserve">, </w:t>
-      </w:r>
-      <w:r>
-        <w:rPr>
-          <w:rFonts w:ascii="Palatino Linotype" w:hAnsi="Palatino Linotype"/>
-          <w:lang w:val="es-ES"/>
-        </w:rPr>
-        <w:t xml:space="preserve">se </w:t>
-      </w:r>
-      <w:r>
-        <w:rPr>
-          <w:rFonts w:ascii="Palatino Linotype" w:hAnsi="Palatino Linotype"/>
-          <w:lang w:val="es-ES"/>
-        </w:rPr>
-        <w:t xml:space="preserve">desarrolló </w:t>
-      </w:r>
-      <w:r>
-        <w:rPr>
-          <w:rFonts w:ascii="Palatino Linotype" w:hAnsi="Palatino Linotype"/>
-          <w:lang w:val="es-ES"/>
-        </w:rPr>
-        <w:t>un dashboard interactivo como herramienta complementaria.</w:t>
+          <w:rFonts w:ascii="Palatino Linotype" w:hAnsi="Palatino Linotype" w:cs="Calibri"/>
+          <w:color w:val="000000"/>
+          <w:lang w:val="es-ES"/>
+        </w:rPr>
+      </w:pPr>
+      <w:r>
+        <w:rPr>
+          <w:rFonts w:ascii="Palatino Linotype" w:hAnsi="Palatino Linotype"/>
+          <w:lang w:val="es-ES"/>
+        </w:rPr>
+        <w:t>Se llevó a cabo un análisis descriptivo de las variables nutricionales seleccionadas para cada tipo de bebida estudiada</w:t>
+      </w:r>
+      <w:r>
+        <w:rPr>
+          <w:rFonts w:ascii="Palatino Linotype" w:hAnsi="Palatino Linotype"/>
+          <w:lang w:val="es-ES"/>
+        </w:rPr>
+        <w:t xml:space="preserve"> y del </w:t>
+      </w:r>
+      <w:proofErr w:type="spellStart"/>
+      <w:r>
+        <w:rPr>
+          <w:rFonts w:ascii="Palatino Linotype" w:hAnsi="Palatino Linotype"/>
+          <w:i/>
+          <w:iCs/>
+          <w:lang w:val="es-ES"/>
+        </w:rPr>
+        <w:t>scoring</w:t>
+      </w:r>
+      <w:proofErr w:type="spellEnd"/>
+      <w:r>
+        <w:rPr>
+          <w:rFonts w:ascii="Palatino Linotype" w:hAnsi="Palatino Linotype"/>
+          <w:lang w:val="es-ES"/>
+        </w:rPr>
+        <w:t xml:space="preserve"> nutricional estandarizado.</w:t>
+      </w:r>
+      <w:r>
+        <w:rPr>
+          <w:rFonts w:ascii="Palatino Linotype" w:hAnsi="Palatino Linotype"/>
+          <w:lang w:val="es-ES"/>
+        </w:rPr>
+        <w:t xml:space="preserve"> Los resultados </w:t>
+      </w:r>
+      <w:r>
+        <w:rPr>
+          <w:rFonts w:ascii="Palatino Linotype" w:hAnsi="Palatino Linotype"/>
+          <w:lang w:val="es-ES"/>
+        </w:rPr>
+        <w:t xml:space="preserve">se expresaron como media </w:t>
+      </w:r>
+      <w:r>
+        <w:rPr>
+          <w:rFonts w:ascii="Palatino Linotype" w:hAnsi="Palatino Linotype" w:cs="Calibri"/>
+          <w:color w:val="000000"/>
+          <w:sz w:val="18"/>
+          <w:szCs w:val="18"/>
+          <w:lang w:val="es-ES"/>
+        </w:rPr>
+        <w:t xml:space="preserve">± </w:t>
+      </w:r>
+      <w:r>
+        <w:rPr>
+          <w:rFonts w:ascii="Palatino Linotype" w:hAnsi="Palatino Linotype" w:cs="Calibri"/>
+          <w:color w:val="000000"/>
+          <w:lang w:val="es-ES"/>
+        </w:rPr>
+        <w:t xml:space="preserve">desviación estándar mediante </w:t>
+      </w:r>
+      <w:r>
+        <w:rPr>
+          <w:rFonts w:ascii="Palatino Linotype" w:hAnsi="Palatino Linotype" w:cs="Calibri"/>
+          <w:color w:val="000000"/>
+          <w:lang w:val="es-ES"/>
+        </w:rPr>
+        <w:t xml:space="preserve">una </w:t>
+      </w:r>
+      <w:r>
+        <w:rPr>
+          <w:rFonts w:ascii="Palatino Linotype" w:hAnsi="Palatino Linotype" w:cs="Calibri"/>
+          <w:color w:val="000000"/>
+          <w:lang w:val="es-ES"/>
+        </w:rPr>
+        <w:t xml:space="preserve">tabla resumen con los valores medios obtenidos para </w:t>
+      </w:r>
+      <w:r>
+        <w:rPr>
+          <w:rFonts w:ascii="Palatino Linotype" w:hAnsi="Palatino Linotype" w:cs="Calibri"/>
+          <w:color w:val="000000"/>
+          <w:lang w:val="es-ES"/>
+        </w:rPr>
+        <w:t>cada</w:t>
+      </w:r>
+      <w:r>
+        <w:rPr>
+          <w:rFonts w:ascii="Palatino Linotype" w:hAnsi="Palatino Linotype" w:cs="Calibri"/>
+          <w:color w:val="000000"/>
+          <w:lang w:val="es-ES"/>
+        </w:rPr>
+        <w:t xml:space="preserve"> tipo de bebida.</w:t>
+      </w:r>
+    </w:p>
+    <w:p>
+      <w:pPr>
+        <w:jc w:val="both"/>
+        <w:rPr>
+          <w:rFonts w:ascii="Palatino Linotype" w:hAnsi="Palatino Linotype" w:cs="Calibri"/>
+          <w:color w:val="000000"/>
+          <w:lang w:val="es-ES"/>
+        </w:rPr>
+      </w:pPr>
+      <w:r>
+        <w:rPr>
+          <w:rFonts w:ascii="Palatino Linotype" w:hAnsi="Palatino Linotype" w:cs="Calibri"/>
+          <w:color w:val="000000"/>
+          <w:lang w:val="es-ES"/>
+        </w:rPr>
+        <w:t>También</w:t>
+      </w:r>
+      <w:r>
+        <w:rPr>
+          <w:rFonts w:ascii="Palatino Linotype" w:hAnsi="Palatino Linotype" w:cs="Calibri"/>
+          <w:color w:val="000000"/>
+          <w:lang w:val="es-ES"/>
+        </w:rPr>
+        <w:t xml:space="preserve">, para visualizar tanto la distribución como la variabilidad de las variables nutricionales entre cada </w:t>
+      </w:r>
+      <w:r>
+        <w:rPr>
+          <w:rFonts w:ascii="Palatino Linotype" w:hAnsi="Palatino Linotype" w:cs="Calibri"/>
+          <w:color w:val="000000"/>
+          <w:lang w:val="es-ES"/>
+        </w:rPr>
+        <w:t xml:space="preserve">tipo </w:t>
+      </w:r>
+      <w:r>
+        <w:rPr>
+          <w:rFonts w:ascii="Palatino Linotype" w:hAnsi="Palatino Linotype" w:cs="Calibri"/>
+          <w:color w:val="000000"/>
+          <w:lang w:val="es-ES"/>
+        </w:rPr>
+        <w:t>de bebida, se realizaron diagramas de caja (</w:t>
+      </w:r>
+      <w:proofErr w:type="spellStart"/>
+      <w:r>
+        <w:rPr>
+          <w:rFonts w:ascii="Palatino Linotype" w:hAnsi="Palatino Linotype" w:cs="Calibri"/>
+          <w:i/>
+          <w:iCs/>
+          <w:color w:val="000000"/>
+          <w:lang w:val="es-ES"/>
+        </w:rPr>
+        <w:t>boxplots</w:t>
+      </w:r>
+      <w:proofErr w:type="spellEnd"/>
+      <w:r>
+        <w:rPr>
+          <w:rFonts w:ascii="Palatino Linotype" w:hAnsi="Palatino Linotype" w:cs="Calibri"/>
+          <w:color w:val="000000"/>
+          <w:lang w:val="es-ES"/>
+        </w:rPr>
+        <w:t xml:space="preserve">). </w:t>
+      </w:r>
+      <w:r>
+        <w:rPr>
+          <w:rFonts w:ascii="Palatino Linotype" w:hAnsi="Palatino Linotype" w:cs="Calibri"/>
+          <w:color w:val="000000"/>
+          <w:lang w:val="es-ES"/>
+        </w:rPr>
+        <w:t xml:space="preserve">De igual manera, </w:t>
+      </w:r>
+      <w:r>
+        <w:rPr>
+          <w:rFonts w:ascii="Palatino Linotype" w:hAnsi="Palatino Linotype" w:cs="Calibri"/>
+          <w:color w:val="000000"/>
+          <w:lang w:val="es-ES"/>
+        </w:rPr>
+        <w:t>se realizó un diagrama de caja (</w:t>
+      </w:r>
+      <w:proofErr w:type="spellStart"/>
+      <w:r>
+        <w:rPr>
+          <w:rFonts w:ascii="Palatino Linotype" w:hAnsi="Palatino Linotype" w:cs="Calibri"/>
+          <w:i/>
+          <w:iCs/>
+          <w:color w:val="000000"/>
+          <w:lang w:val="es-ES"/>
+        </w:rPr>
+        <w:t>boxplot</w:t>
+      </w:r>
+      <w:proofErr w:type="spellEnd"/>
+      <w:r>
+        <w:rPr>
+          <w:rFonts w:ascii="Palatino Linotype" w:hAnsi="Palatino Linotype" w:cs="Calibri"/>
+          <w:color w:val="000000"/>
+          <w:lang w:val="es-ES"/>
+        </w:rPr>
+        <w:t xml:space="preserve">) </w:t>
+      </w:r>
+      <w:r>
+        <w:rPr>
+          <w:rFonts w:ascii="Palatino Linotype" w:hAnsi="Palatino Linotype" w:cs="Calibri"/>
+          <w:color w:val="000000"/>
+          <w:lang w:val="es-ES"/>
+        </w:rPr>
+        <w:t xml:space="preserve">para el </w:t>
+      </w:r>
+      <w:proofErr w:type="spellStart"/>
+      <w:r>
+        <w:rPr>
+          <w:rFonts w:ascii="Palatino Linotype" w:hAnsi="Palatino Linotype" w:cs="Calibri"/>
+          <w:i/>
+          <w:iCs/>
+          <w:color w:val="000000"/>
+          <w:lang w:val="es-ES"/>
+        </w:rPr>
+        <w:t>scoring</w:t>
+      </w:r>
+      <w:proofErr w:type="spellEnd"/>
+      <w:r>
+        <w:rPr>
+          <w:rFonts w:ascii="Palatino Linotype" w:hAnsi="Palatino Linotype" w:cs="Calibri"/>
+          <w:color w:val="000000"/>
+          <w:lang w:val="es-ES"/>
+        </w:rPr>
+        <w:t xml:space="preserve"> nutricional para representar </w:t>
+      </w:r>
+      <w:r>
+        <w:rPr>
+          <w:rFonts w:ascii="Palatino Linotype" w:hAnsi="Palatino Linotype" w:cs="Calibri"/>
+          <w:color w:val="000000"/>
+          <w:lang w:val="es-ES"/>
+        </w:rPr>
+        <w:t>la distribución de las puntuaciones finales obtenidas.</w:t>
+      </w:r>
+    </w:p>
+    <w:p>
+      <w:pPr>
+        <w:jc w:val="both"/>
+        <w:rPr>
+          <w:rFonts w:ascii="Palatino Linotype" w:hAnsi="Palatino Linotype" w:cs="Calibri"/>
+          <w:color w:val="000000"/>
+          <w:lang w:val="es-ES"/>
+        </w:rPr>
+      </w:pPr>
+      <w:r>
+        <w:rPr>
+          <w:rFonts w:ascii="Palatino Linotype" w:hAnsi="Palatino Linotype" w:cs="Calibri"/>
+          <w:color w:val="000000"/>
+          <w:lang w:val="es-ES"/>
+        </w:rPr>
+        <w:t xml:space="preserve">Además del análisis descriptivo, </w:t>
+      </w:r>
+      <w:r>
+        <w:rPr>
+          <w:rFonts w:ascii="Palatino Linotype" w:hAnsi="Palatino Linotype" w:cs="Calibri"/>
+          <w:color w:val="000000"/>
+          <w:lang w:val="es-ES"/>
+        </w:rPr>
+        <w:t xml:space="preserve">se analizaron las diferencias entre los diferentes tipos de bebida para cada variable nutricional. Para esto, se comprobaron de manera previa los supuestos de normalidad con la prueba de Shapiro-Wilk y de homogeneidad de varianzas con la prueba de Levene. Como estos supuestos resultaron </w:t>
+      </w:r>
+      <w:r>
+        <w:rPr>
+          <w:rFonts w:ascii="Palatino Linotype" w:hAnsi="Palatino Linotype" w:cs="Calibri"/>
+          <w:color w:val="000000"/>
+          <w:lang w:val="es-ES"/>
+        </w:rPr>
+        <w:t>no se cumplieron</w:t>
+      </w:r>
+      <w:r>
+        <w:rPr>
+          <w:rFonts w:ascii="Palatino Linotype" w:hAnsi="Palatino Linotype" w:cs="Calibri"/>
+          <w:color w:val="000000"/>
+          <w:lang w:val="es-ES"/>
+        </w:rPr>
+        <w:t xml:space="preserve"> para todas las variables, no se utilizó ANOVA, sino la prueba no paramétrica de Kruskal-Wallis</w:t>
+      </w:r>
+      <w:r>
+        <w:rPr>
+          <w:rFonts w:ascii="Palatino Linotype" w:hAnsi="Palatino Linotype" w:cs="Calibri"/>
+          <w:color w:val="000000"/>
+          <w:lang w:val="es-ES"/>
+        </w:rPr>
+        <w:t xml:space="preserve"> [28].</w:t>
+      </w:r>
+    </w:p>
+    <w:p>
+      <w:pPr>
+        <w:jc w:val="both"/>
+        <w:rPr>
+          <w:rFonts w:ascii="Palatino Linotype" w:hAnsi="Palatino Linotype" w:cs="Calibri"/>
+          <w:color w:val="000000"/>
+          <w:lang w:val="es-ES"/>
+        </w:rPr>
+      </w:pPr>
+      <w:r>
+        <w:rPr>
+          <w:rFonts w:ascii="Palatino Linotype" w:hAnsi="Palatino Linotype" w:cs="Calibri"/>
+          <w:color w:val="000000"/>
+          <w:lang w:val="es-ES"/>
+        </w:rPr>
+        <w:t>Al detectarse diferencias estadísticamente significativas (p &lt; 0.05), se realizaron comparaciones múltiples post</w:t>
+      </w:r>
+      <w:r>
+        <w:rPr>
+          <w:rFonts w:ascii="Palatino Linotype" w:hAnsi="Palatino Linotype" w:cs="Calibri"/>
+          <w:color w:val="000000"/>
+          <w:lang w:val="es-ES"/>
+        </w:rPr>
+        <w:t xml:space="preserve"> </w:t>
+      </w:r>
+      <w:r>
+        <w:rPr>
+          <w:rFonts w:ascii="Palatino Linotype" w:hAnsi="Palatino Linotype" w:cs="Calibri"/>
+          <w:color w:val="000000"/>
+          <w:lang w:val="es-ES"/>
+        </w:rPr>
+        <w:t xml:space="preserve">hoc con la prueba de Dunn y corrección de Benjamini-Hochberg </w:t>
+      </w:r>
+      <w:r>
+        <w:rPr>
+          <w:rFonts w:ascii="Palatino Linotype" w:hAnsi="Palatino Linotype" w:cs="Calibri"/>
+          <w:color w:val="000000"/>
+          <w:lang w:val="es-ES"/>
+        </w:rPr>
+        <w:t xml:space="preserve">[29] </w:t>
+      </w:r>
+      <w:r>
+        <w:rPr>
+          <w:rFonts w:ascii="Palatino Linotype" w:hAnsi="Palatino Linotype" w:cs="Calibri"/>
+          <w:color w:val="000000"/>
+          <w:lang w:val="es-ES"/>
+        </w:rPr>
+        <w:t>para identificar entre qué tipos de bebida estaban estas diferencias. También, se calculó el tamaño del efecto con eta-cuadrado (η²) para poder hacer una evaluación de la magnitud de las diferencias observad</w:t>
+      </w:r>
+      <w:r>
+        <w:rPr>
+          <w:rFonts w:ascii="Palatino Linotype" w:hAnsi="Palatino Linotype" w:cs="Calibri"/>
+          <w:color w:val="000000"/>
+          <w:lang w:val="es-ES"/>
+        </w:rPr>
+        <w:t>a</w:t>
+      </w:r>
+      <w:r>
+        <w:rPr>
+          <w:rFonts w:ascii="Palatino Linotype" w:hAnsi="Palatino Linotype" w:cs="Calibri"/>
+          <w:color w:val="000000"/>
+          <w:lang w:val="es-ES"/>
+        </w:rPr>
+        <w:t>s entre los grupos</w:t>
+      </w:r>
+    </w:p>
+    <w:p>
+      <w:pPr>
+        <w:jc w:val="both"/>
+        <w:rPr>
+          <w:rFonts w:ascii="Palatino Linotype" w:hAnsi="Palatino Linotype" w:cs="Calibri"/>
+          <w:color w:val="000000"/>
+          <w:lang w:val="es-ES"/>
+        </w:rPr>
+      </w:pPr>
+      <w:r>
+        <w:rPr>
+          <w:rFonts w:ascii="Palatino Linotype" w:hAnsi="Palatino Linotype" w:cs="Calibri"/>
+          <w:color w:val="000000"/>
+          <w:lang w:val="es-ES"/>
+        </w:rPr>
+        <w:lastRenderedPageBreak/>
+        <w:t xml:space="preserve">La prueba de </w:t>
+      </w:r>
+      <w:proofErr w:type="spellStart"/>
+      <w:r>
+        <w:rPr>
+          <w:rFonts w:ascii="Palatino Linotype" w:hAnsi="Palatino Linotype" w:cs="Calibri"/>
+          <w:color w:val="000000"/>
+          <w:lang w:val="es-ES"/>
+        </w:rPr>
+        <w:t>Kruskall</w:t>
+      </w:r>
+      <w:proofErr w:type="spellEnd"/>
+      <w:r>
+        <w:rPr>
+          <w:rFonts w:ascii="Palatino Linotype" w:hAnsi="Palatino Linotype" w:cs="Calibri"/>
+          <w:color w:val="000000"/>
+          <w:lang w:val="es-ES"/>
+        </w:rPr>
+        <w:t>-Wallis junto al c</w:t>
+      </w:r>
+      <w:r>
+        <w:rPr>
+          <w:rFonts w:ascii="Palatino Linotype" w:hAnsi="Palatino Linotype" w:cs="Calibri"/>
+          <w:color w:val="000000"/>
+          <w:lang w:val="es-ES"/>
+        </w:rPr>
+        <w:t>á</w:t>
+      </w:r>
+      <w:r>
+        <w:rPr>
+          <w:rFonts w:ascii="Palatino Linotype" w:hAnsi="Palatino Linotype" w:cs="Calibri"/>
+          <w:color w:val="000000"/>
+          <w:lang w:val="es-ES"/>
+        </w:rPr>
+        <w:t xml:space="preserve">lculo del tamaño del efecto (η²), también se aplicó para analizar el </w:t>
+      </w:r>
+      <w:proofErr w:type="spellStart"/>
+      <w:r>
+        <w:rPr>
+          <w:rFonts w:ascii="Palatino Linotype" w:hAnsi="Palatino Linotype" w:cs="Calibri"/>
+          <w:i/>
+          <w:iCs/>
+          <w:color w:val="000000"/>
+          <w:lang w:val="es-ES"/>
+        </w:rPr>
+        <w:t>scoring</w:t>
+      </w:r>
+      <w:proofErr w:type="spellEnd"/>
+      <w:r>
+        <w:rPr>
+          <w:rFonts w:ascii="Palatino Linotype" w:hAnsi="Palatino Linotype" w:cs="Calibri"/>
+          <w:color w:val="000000"/>
+          <w:lang w:val="es-ES"/>
+        </w:rPr>
+        <w:t xml:space="preserve"> nutricional estandarizado, </w:t>
       </w:r>
     </w:p>
     <w:p>
@@ -1199,7 +2943,7 @@
           <w:rFonts w:ascii="Palatino Linotype" w:hAnsi="Palatino Linotype"/>
           <w:lang w:val="es-ES"/>
         </w:rPr>
-        <w:t>SOFTWARE Y REPOSITORIO PÚBLICO</w:t>
+        <w:t>DASHBOARD INTERACTIVO</w:t>
       </w:r>
     </w:p>
     <w:p>
@@ -1207,64 +2951,72 @@
         <w:jc w:val="both"/>
         <w:rPr>
           <w:rFonts w:ascii="Palatino Linotype" w:hAnsi="Palatino Linotype"/>
-          <w:lang w:val="es-ES"/>
-        </w:rPr>
-      </w:pPr>
-      <w:r>
-        <w:rPr>
-          <w:rFonts w:ascii="Palatino Linotype" w:hAnsi="Palatino Linotype"/>
-          <w:lang w:val="es-ES"/>
-        </w:rPr>
-        <w:t xml:space="preserve">El estudio </w:t>
-      </w:r>
-      <w:r>
-        <w:rPr>
-          <w:rFonts w:ascii="Palatino Linotype" w:hAnsi="Palatino Linotype"/>
-          <w:lang w:val="es-ES"/>
-        </w:rPr>
-        <w:t>se realizó</w:t>
-      </w:r>
-      <w:r>
-        <w:rPr>
-          <w:rFonts w:ascii="Palatino Linotype" w:hAnsi="Palatino Linotype"/>
-          <w:lang w:val="es-ES"/>
-        </w:rPr>
-        <w:t xml:space="preserve"> con el programa RStudio (versión 2026.01.1+403). Para procesar y realizar el análisis de datos, </w:t>
-      </w:r>
-      <w:r>
-        <w:rPr>
-          <w:rFonts w:ascii="Palatino Linotype" w:hAnsi="Palatino Linotype"/>
-          <w:lang w:val="es-ES"/>
-        </w:rPr>
-        <w:t>se utlizaron</w:t>
-      </w:r>
-      <w:r>
-        <w:rPr>
-          <w:rFonts w:ascii="Palatino Linotype" w:hAnsi="Palatino Linotype"/>
-          <w:lang w:val="es-ES"/>
-        </w:rPr>
-        <w:t xml:space="preserve"> los siguientes paquetes: (1) tidyverse, para el procesamiento de </w:t>
-      </w:r>
-      <w:r>
-        <w:rPr>
-          <w:rFonts w:ascii="Palatino Linotype" w:hAnsi="Palatino Linotype"/>
-          <w:lang w:val="es-ES"/>
-        </w:rPr>
-        <w:t>datos;</w:t>
-      </w:r>
-      <w:r>
-        <w:rPr>
-          <w:rFonts w:ascii="Palatino Linotype" w:hAnsi="Palatino Linotype"/>
-          <w:lang w:val="es-ES"/>
-        </w:rPr>
-        <w:t xml:space="preserve"> (2) readr, para la importación de </w:t>
-      </w:r>
-      <w:r>
-        <w:rPr>
-          <w:rFonts w:ascii="Palatino Linotype" w:hAnsi="Palatino Linotype"/>
-          <w:lang w:val="es-ES"/>
-        </w:rPr>
-        <w:t>datos;</w:t>
+          <w:b/>
+          <w:bCs/>
+          <w:lang w:val="es-ES"/>
+        </w:rPr>
+      </w:pPr>
+      <w:r>
+        <w:rPr>
+          <w:rFonts w:ascii="Palatino Linotype" w:hAnsi="Palatino Linotype"/>
+          <w:lang w:val="es-ES"/>
+        </w:rPr>
+        <w:t xml:space="preserve">Para poder visualizar las variables nutricionales junto a los resultados del </w:t>
+      </w:r>
+      <w:proofErr w:type="spellStart"/>
+      <w:r>
+        <w:rPr>
+          <w:rFonts w:ascii="Palatino Linotype" w:hAnsi="Palatino Linotype"/>
+          <w:i/>
+          <w:iCs/>
+          <w:lang w:val="es-ES"/>
+        </w:rPr>
+        <w:t>scoring</w:t>
+      </w:r>
+      <w:proofErr w:type="spellEnd"/>
+      <w:r>
+        <w:rPr>
+          <w:rFonts w:ascii="Palatino Linotype" w:hAnsi="Palatino Linotype"/>
+          <w:lang w:val="es-ES"/>
+        </w:rPr>
+        <w:t xml:space="preserve">, </w:t>
+      </w:r>
+      <w:r>
+        <w:rPr>
+          <w:rFonts w:ascii="Palatino Linotype" w:hAnsi="Palatino Linotype"/>
+          <w:lang w:val="es-ES"/>
+        </w:rPr>
+        <w:t xml:space="preserve">se </w:t>
+      </w:r>
+      <w:r>
+        <w:rPr>
+          <w:rFonts w:ascii="Palatino Linotype" w:hAnsi="Palatino Linotype"/>
+          <w:lang w:val="es-ES"/>
+        </w:rPr>
+        <w:t xml:space="preserve">desarrolló </w:t>
+      </w:r>
+      <w:r>
+        <w:rPr>
+          <w:rFonts w:ascii="Palatino Linotype" w:hAnsi="Palatino Linotype"/>
+          <w:lang w:val="es-ES"/>
+        </w:rPr>
+        <w:t xml:space="preserve">un </w:t>
+      </w:r>
+      <w:proofErr w:type="spellStart"/>
+      <w:r>
+        <w:rPr>
+          <w:rFonts w:ascii="Palatino Linotype" w:hAnsi="Palatino Linotype"/>
+          <w:lang w:val="es-ES"/>
+        </w:rPr>
+        <w:t>dashboard</w:t>
+      </w:r>
+      <w:proofErr w:type="spellEnd"/>
+      <w:r>
+        <w:rPr>
+          <w:rFonts w:ascii="Palatino Linotype" w:hAnsi="Palatino Linotype"/>
+          <w:lang w:val="es-ES"/>
+        </w:rPr>
+        <w:t xml:space="preserve"> interactivo como herramienta complementaria.</w:t>
       </w:r>
       <w:r>
         <w:rPr>
@@ -1278,72 +3030,25 @@
           <w:rFonts w:ascii="Palatino Linotype" w:hAnsi="Palatino Linotype"/>
           <w:lang w:val="es-ES"/>
         </w:rPr>
-        <w:t xml:space="preserve">y </w:t>
-      </w:r>
-      <w:r>
-        <w:rPr>
-          <w:rFonts w:ascii="Palatino Linotype" w:hAnsi="Palatino Linotype"/>
-          <w:lang w:val="es-ES"/>
-        </w:rPr>
-        <w:t xml:space="preserve">(3) ggplot2, para la visualización y representación de </w:t>
-      </w:r>
-      <w:r>
-        <w:rPr>
-          <w:rFonts w:ascii="Palatino Linotype" w:hAnsi="Palatino Linotype"/>
-          <w:lang w:val="es-ES"/>
-        </w:rPr>
-        <w:t>datos</w:t>
-      </w:r>
-      <w:r>
-        <w:rPr>
-          <w:rFonts w:ascii="Palatino Linotype" w:hAnsi="Palatino Linotype"/>
-          <w:lang w:val="es-ES"/>
-        </w:rPr>
-        <w:t>.</w:t>
-      </w:r>
-    </w:p>
-    <w:p>
-      <w:pPr>
-        <w:jc w:val="both"/>
-        <w:rPr>
-          <w:rFonts w:ascii="Palatino Linotype" w:hAnsi="Palatino Linotype"/>
-          <w:lang w:val="es-ES"/>
-        </w:rPr>
-      </w:pPr>
-      <w:r>
-        <w:rPr>
-          <w:rFonts w:ascii="Palatino Linotype" w:hAnsi="Palatino Linotype"/>
-          <w:lang w:val="es-ES"/>
-        </w:rPr>
-        <w:t xml:space="preserve">Se </w:t>
-      </w:r>
-      <w:r>
-        <w:rPr>
-          <w:rFonts w:ascii="Palatino Linotype" w:hAnsi="Palatino Linotype"/>
-          <w:lang w:val="es-ES"/>
-        </w:rPr>
-        <w:t xml:space="preserve">creó </w:t>
-      </w:r>
-      <w:r>
-        <w:rPr>
-          <w:rFonts w:ascii="Palatino Linotype" w:hAnsi="Palatino Linotype"/>
-          <w:lang w:val="es-ES"/>
-        </w:rPr>
-        <w:t xml:space="preserve">un repositorio público en GitHub donde se incluyen los conjuntos de datos limpios y scripts utilizados a lo largo del estudio con el objetivo </w:t>
-      </w:r>
-      <w:r>
-        <w:rPr>
-          <w:rFonts w:ascii="Palatino Linotype" w:hAnsi="Palatino Linotype"/>
-          <w:lang w:val="es-ES"/>
-        </w:rPr>
-        <w:t>de asegurar</w:t>
-      </w:r>
-      <w:r>
-        <w:rPr>
-          <w:rFonts w:ascii="Palatino Linotype" w:hAnsi="Palatino Linotype"/>
-          <w:lang w:val="es-ES"/>
-        </w:rPr>
-        <w:t xml:space="preserve"> su reproducibilidad.</w:t>
+        <w:t>(</w:t>
+      </w:r>
+      <w:r>
+        <w:rPr>
+          <w:rFonts w:ascii="Palatino Linotype" w:hAnsi="Palatino Linotype"/>
+          <w:b/>
+          <w:bCs/>
+          <w:lang w:val="es-ES"/>
+        </w:rPr>
+        <w:t>EXPLICAR MEJOR UNA VEZ LO HAGA</w:t>
+      </w:r>
+      <w:r>
+        <w:rPr>
+          <w:rFonts w:ascii="Palatino Linotype" w:hAnsi="Palatino Linotype"/>
+          <w:b/>
+          <w:bCs/>
+          <w:lang w:val="es-ES"/>
+        </w:rPr>
+        <w:t>)</w:t>
       </w:r>
     </w:p>
     <w:p>
@@ -1364,7 +3069,7 @@
           <w:rFonts w:ascii="Palatino Linotype" w:hAnsi="Palatino Linotype"/>
           <w:lang w:val="es-ES"/>
         </w:rPr>
-        <w:t xml:space="preserve"> USO DE LA INTELIGENCIA ARTIFICIAL</w:t>
+        <w:t>SOFTWARE Y REPOSITORIO PÚBLICO</w:t>
       </w:r>
     </w:p>
     <w:p>
@@ -1380,6 +3085,362 @@
           <w:rFonts w:ascii="Palatino Linotype" w:hAnsi="Palatino Linotype"/>
           <w:lang w:val="es-ES"/>
         </w:rPr>
+        <w:t xml:space="preserve">El estudio </w:t>
+      </w:r>
+      <w:r>
+        <w:rPr>
+          <w:rFonts w:ascii="Palatino Linotype" w:hAnsi="Palatino Linotype"/>
+          <w:lang w:val="es-ES"/>
+        </w:rPr>
+        <w:t>se realizó</w:t>
+      </w:r>
+      <w:r>
+        <w:rPr>
+          <w:rFonts w:ascii="Palatino Linotype" w:hAnsi="Palatino Linotype"/>
+          <w:lang w:val="es-ES"/>
+        </w:rPr>
+        <w:t xml:space="preserve"> con el programa </w:t>
+      </w:r>
+      <w:r>
+        <w:rPr>
+          <w:rFonts w:ascii="Palatino Linotype" w:hAnsi="Palatino Linotype"/>
+          <w:lang w:val="es-ES"/>
+        </w:rPr>
+        <w:t xml:space="preserve">R (versión 4.6.0.), mediante la interfaz </w:t>
+      </w:r>
+      <w:proofErr w:type="spellStart"/>
+      <w:r>
+        <w:rPr>
+          <w:rFonts w:ascii="Palatino Linotype" w:hAnsi="Palatino Linotype"/>
+          <w:lang w:val="es-ES"/>
+        </w:rPr>
+        <w:t>RStudio</w:t>
+      </w:r>
+      <w:proofErr w:type="spellEnd"/>
+      <w:r>
+        <w:rPr>
+          <w:rFonts w:ascii="Palatino Linotype" w:hAnsi="Palatino Linotype"/>
+          <w:lang w:val="es-ES"/>
+        </w:rPr>
+        <w:t xml:space="preserve"> (versión 2026.01.1+403). Para procesar y realizar el análisis de datos, </w:t>
+      </w:r>
+      <w:r>
+        <w:rPr>
+          <w:rFonts w:ascii="Palatino Linotype" w:hAnsi="Palatino Linotype"/>
+          <w:lang w:val="es-ES"/>
+        </w:rPr>
+        <w:t xml:space="preserve">se </w:t>
+      </w:r>
+      <w:r>
+        <w:rPr>
+          <w:rFonts w:ascii="Palatino Linotype" w:hAnsi="Palatino Linotype"/>
+          <w:lang w:val="es-ES"/>
+        </w:rPr>
+        <w:t>utilizaron</w:t>
+      </w:r>
+      <w:r>
+        <w:rPr>
+          <w:rFonts w:ascii="Palatino Linotype" w:hAnsi="Palatino Linotype"/>
+          <w:lang w:val="es-ES"/>
+        </w:rPr>
+        <w:t xml:space="preserve"> los siguientes paquetes: (1) </w:t>
+      </w:r>
+      <w:proofErr w:type="spellStart"/>
+      <w:r>
+        <w:rPr>
+          <w:rFonts w:ascii="Palatino Linotype" w:hAnsi="Palatino Linotype"/>
+          <w:lang w:val="es-ES"/>
+        </w:rPr>
+        <w:t>tidyverse</w:t>
+      </w:r>
+      <w:proofErr w:type="spellEnd"/>
+      <w:r>
+        <w:rPr>
+          <w:rFonts w:ascii="Palatino Linotype" w:hAnsi="Palatino Linotype"/>
+          <w:lang w:val="es-ES"/>
+        </w:rPr>
+        <w:t xml:space="preserve">, para el procesamiento de </w:t>
+      </w:r>
+      <w:r>
+        <w:rPr>
+          <w:rFonts w:ascii="Palatino Linotype" w:hAnsi="Palatino Linotype"/>
+          <w:lang w:val="es-ES"/>
+        </w:rPr>
+        <w:t>datos;</w:t>
+      </w:r>
+      <w:r>
+        <w:rPr>
+          <w:rFonts w:ascii="Palatino Linotype" w:hAnsi="Palatino Linotype"/>
+          <w:lang w:val="es-ES"/>
+        </w:rPr>
+        <w:t xml:space="preserve"> (2) </w:t>
+      </w:r>
+      <w:proofErr w:type="spellStart"/>
+      <w:r>
+        <w:rPr>
+          <w:rFonts w:ascii="Palatino Linotype" w:hAnsi="Palatino Linotype"/>
+          <w:lang w:val="es-ES"/>
+        </w:rPr>
+        <w:t>readr</w:t>
+      </w:r>
+      <w:proofErr w:type="spellEnd"/>
+      <w:r>
+        <w:rPr>
+          <w:rFonts w:ascii="Palatino Linotype" w:hAnsi="Palatino Linotype"/>
+          <w:lang w:val="es-ES"/>
+        </w:rPr>
+        <w:t xml:space="preserve">, para la importación de </w:t>
+      </w:r>
+      <w:r>
+        <w:rPr>
+          <w:rFonts w:ascii="Palatino Linotype" w:hAnsi="Palatino Linotype"/>
+          <w:lang w:val="es-ES"/>
+        </w:rPr>
+        <w:t>datos;</w:t>
+      </w:r>
+      <w:r>
+        <w:rPr>
+          <w:rFonts w:ascii="Palatino Linotype" w:hAnsi="Palatino Linotype"/>
+          <w:lang w:val="es-ES"/>
+        </w:rPr>
+        <w:t xml:space="preserve"> </w:t>
+      </w:r>
+      <w:r>
+        <w:rPr>
+          <w:rFonts w:ascii="Palatino Linotype" w:hAnsi="Palatino Linotype"/>
+          <w:lang w:val="es-ES"/>
+        </w:rPr>
+        <w:t xml:space="preserve">y </w:t>
+      </w:r>
+      <w:r>
+        <w:rPr>
+          <w:rFonts w:ascii="Palatino Linotype" w:hAnsi="Palatino Linotype"/>
+          <w:lang w:val="es-ES"/>
+        </w:rPr>
+        <w:t xml:space="preserve">(3) ggplot2, para la visualización y representación de </w:t>
+      </w:r>
+      <w:r>
+        <w:rPr>
+          <w:rFonts w:ascii="Palatino Linotype" w:hAnsi="Palatino Linotype"/>
+          <w:lang w:val="es-ES"/>
+        </w:rPr>
+        <w:t>datos</w:t>
+      </w:r>
+      <w:r>
+        <w:rPr>
+          <w:rFonts w:ascii="Palatino Linotype" w:hAnsi="Palatino Linotype"/>
+          <w:lang w:val="es-ES"/>
+        </w:rPr>
+        <w:t>.</w:t>
+      </w:r>
+    </w:p>
+    <w:p>
+      <w:pPr>
+        <w:jc w:val="both"/>
+        <w:rPr>
+          <w:rFonts w:ascii="Palatino Linotype" w:hAnsi="Palatino Linotype"/>
+          <w:b/>
+          <w:bCs/>
+          <w:lang w:val="es-ES"/>
+        </w:rPr>
+      </w:pPr>
+      <w:r>
+        <w:rPr>
+          <w:rFonts w:ascii="Palatino Linotype" w:hAnsi="Palatino Linotype"/>
+          <w:lang w:val="es-ES"/>
+        </w:rPr>
+        <w:t xml:space="preserve">Se </w:t>
+      </w:r>
+      <w:r>
+        <w:rPr>
+          <w:rFonts w:ascii="Palatino Linotype" w:hAnsi="Palatino Linotype"/>
+          <w:lang w:val="es-ES"/>
+        </w:rPr>
+        <w:t xml:space="preserve">creó </w:t>
+      </w:r>
+      <w:r>
+        <w:rPr>
+          <w:rFonts w:ascii="Palatino Linotype" w:hAnsi="Palatino Linotype"/>
+          <w:lang w:val="es-ES"/>
+        </w:rPr>
+        <w:t xml:space="preserve">un repositorio público en GitHub donde se incluyen los conjuntos de datos </w:t>
+      </w:r>
+      <w:r>
+        <w:rPr>
+          <w:rFonts w:ascii="Palatino Linotype" w:hAnsi="Palatino Linotype"/>
+          <w:lang w:val="es-ES"/>
+        </w:rPr>
+        <w:t>procesados y limpios,</w:t>
+      </w:r>
+      <w:r>
+        <w:rPr>
+          <w:rFonts w:ascii="Palatino Linotype" w:hAnsi="Palatino Linotype"/>
+          <w:lang w:val="es-ES"/>
+        </w:rPr>
+        <w:t xml:space="preserve"> </w:t>
+      </w:r>
+      <w:r>
+        <w:rPr>
+          <w:rFonts w:ascii="Palatino Linotype" w:hAnsi="Palatino Linotype"/>
+          <w:lang w:val="es-ES"/>
+        </w:rPr>
+        <w:t xml:space="preserve">los </w:t>
+      </w:r>
+      <w:r>
+        <w:rPr>
+          <w:rFonts w:ascii="Palatino Linotype" w:hAnsi="Palatino Linotype"/>
+          <w:lang w:val="es-ES"/>
+        </w:rPr>
+        <w:t>scripts utilizados</w:t>
+      </w:r>
+      <w:r>
+        <w:rPr>
+          <w:rFonts w:ascii="Palatino Linotype" w:hAnsi="Palatino Linotype"/>
+          <w:lang w:val="es-ES"/>
+        </w:rPr>
+        <w:t xml:space="preserve">, </w:t>
+      </w:r>
+      <w:r>
+        <w:rPr>
+          <w:rFonts w:ascii="Palatino Linotype" w:hAnsi="Palatino Linotype"/>
+          <w:lang w:val="es-ES"/>
+        </w:rPr>
+        <w:t>y todo material complementario</w:t>
+      </w:r>
+      <w:r>
+        <w:rPr>
+          <w:rFonts w:ascii="Palatino Linotype" w:hAnsi="Palatino Linotype"/>
+          <w:lang w:val="es-ES"/>
+        </w:rPr>
+        <w:t xml:space="preserve"> necesario durante el desarrollo del estudio</w:t>
+      </w:r>
+      <w:r>
+        <w:rPr>
+          <w:rFonts w:ascii="Palatino Linotype" w:hAnsi="Palatino Linotype"/>
+          <w:lang w:val="es-ES"/>
+        </w:rPr>
+        <w:t xml:space="preserve"> con el objetivo </w:t>
+      </w:r>
+      <w:r>
+        <w:rPr>
+          <w:rFonts w:ascii="Palatino Linotype" w:hAnsi="Palatino Linotype"/>
+          <w:lang w:val="es-ES"/>
+        </w:rPr>
+        <w:t>de asegurar</w:t>
+      </w:r>
+      <w:r>
+        <w:rPr>
+          <w:rFonts w:ascii="Palatino Linotype" w:hAnsi="Palatino Linotype"/>
+          <w:lang w:val="es-ES"/>
+        </w:rPr>
+        <w:t xml:space="preserve"> su reproducibilidad</w:t>
+      </w:r>
+      <w:r>
+        <w:rPr>
+          <w:rFonts w:ascii="Palatino Linotype" w:hAnsi="Palatino Linotype"/>
+          <w:lang w:val="es-ES"/>
+        </w:rPr>
+        <w:t xml:space="preserve"> [27]</w:t>
+      </w:r>
+      <w:r>
+        <w:rPr>
+          <w:rFonts w:ascii="Palatino Linotype" w:hAnsi="Palatino Linotype"/>
+          <w:lang w:val="es-ES"/>
+        </w:rPr>
+        <w:t xml:space="preserve"> </w:t>
+      </w:r>
+      <w:r>
+        <w:rPr>
+          <w:rFonts w:ascii="Palatino Linotype" w:hAnsi="Palatino Linotype"/>
+          <w:b/>
+          <w:bCs/>
+          <w:lang w:val="es-ES"/>
+        </w:rPr>
+        <w:t xml:space="preserve">(CITAR EN BIBLIOGRAFÍA EL </w:t>
+      </w:r>
+      <w:proofErr w:type="gramStart"/>
+      <w:r>
+        <w:rPr>
+          <w:rFonts w:ascii="Palatino Linotype" w:hAnsi="Palatino Linotype"/>
+          <w:b/>
+          <w:bCs/>
+          <w:lang w:val="es-ES"/>
+        </w:rPr>
+        <w:t>LINK</w:t>
+      </w:r>
+      <w:proofErr w:type="gramEnd"/>
+      <w:r>
+        <w:rPr>
+          <w:rFonts w:ascii="Palatino Linotype" w:hAnsi="Palatino Linotype"/>
+          <w:b/>
+          <w:bCs/>
+          <w:lang w:val="es-ES"/>
+        </w:rPr>
+        <w:t>)</w:t>
+      </w:r>
+    </w:p>
+    <w:p>
+      <w:pPr>
+        <w:jc w:val="both"/>
+        <w:rPr>
+          <w:rFonts w:ascii="Palatino Linotype" w:hAnsi="Palatino Linotype"/>
+          <w:lang w:val="es-ES"/>
+        </w:rPr>
+      </w:pPr>
+      <w:hyperlink r:id="rId8" w:history="1">
+        <w:r>
+          <w:rPr>
+            <w:rStyle w:val="Hipervnculo"/>
+            <w:rFonts w:ascii="Palatino Linotype" w:hAnsi="Palatino Linotype"/>
+            <w:lang w:val="es-ES"/>
+          </w:rPr>
+          <w:t>https://github.com/sandragomezortega/TFG---CIENCIA-DE-DATOS</w:t>
+        </w:r>
+      </w:hyperlink>
+      <w:r>
+        <w:rPr>
+          <w:rFonts w:ascii="Palatino Linotype" w:hAnsi="Palatino Linotype"/>
+          <w:lang w:val="es-ES"/>
+        </w:rPr>
+        <w:t xml:space="preserve"> </w:t>
+      </w:r>
+    </w:p>
+    <w:p>
+      <w:pPr>
+        <w:pStyle w:val="Prrafodelista"/>
+        <w:numPr>
+          <w:ilvl w:val="1"/>
+          <w:numId w:val="2"/>
+        </w:numPr>
+        <w:jc w:val="both"/>
+        <w:rPr>
+          <w:rFonts w:ascii="Palatino Linotype" w:hAnsi="Palatino Linotype"/>
+          <w:lang w:val="es-ES"/>
+        </w:rPr>
+      </w:pPr>
+      <w:r>
+        <w:rPr>
+          <w:rFonts w:ascii="Palatino Linotype" w:hAnsi="Palatino Linotype"/>
+          <w:lang w:val="es-ES"/>
+        </w:rPr>
+        <w:t>USO DE LA INTELIGENCIA ARTIFICIAL</w:t>
+      </w:r>
+    </w:p>
+    <w:p>
+      <w:pPr>
+        <w:jc w:val="both"/>
+        <w:rPr>
+          <w:rFonts w:ascii="Palatino Linotype" w:hAnsi="Palatino Linotype"/>
+          <w:b/>
+          <w:bCs/>
+          <w:lang w:val="es-ES"/>
+        </w:rPr>
+      </w:pPr>
+      <w:r>
+        <w:rPr>
+          <w:rFonts w:ascii="Palatino Linotype" w:hAnsi="Palatino Linotype"/>
+          <w:lang w:val="es-ES"/>
+        </w:rPr>
         <w:t xml:space="preserve">Para la realización del estudio, </w:t>
       </w:r>
       <w:r>
@@ -1387,8 +3448,17 @@
           <w:rFonts w:ascii="Palatino Linotype" w:hAnsi="Palatino Linotype"/>
           <w:lang w:val="es-ES"/>
         </w:rPr>
-        <w:t>se utlizaron</w:t>
-      </w:r>
+        <w:t xml:space="preserve">se </w:t>
+      </w:r>
+      <w:proofErr w:type="spellStart"/>
+      <w:r>
+        <w:rPr>
+          <w:rFonts w:ascii="Palatino Linotype" w:hAnsi="Palatino Linotype"/>
+          <w:lang w:val="es-ES"/>
+        </w:rPr>
+        <w:t>utlizaron</w:t>
+      </w:r>
+      <w:proofErr w:type="spellEnd"/>
       <w:r>
         <w:rPr>
           <w:rFonts w:ascii="Palatino Linotype" w:hAnsi="Palatino Linotype"/>
@@ -1444,10 +3514,35 @@
           <w:lang w:val="es-ES"/>
         </w:rPr>
         <w:t xml:space="preserve"> la redacción y organización de todo el material. Todo el contenido generado ha sido revisado y validado por la autora, asumiendo la responsabilidad total de la versión final del proyecto.</w:t>
+      </w:r>
+      <w:r>
+        <w:rPr>
+          <w:rFonts w:ascii="Palatino Linotype" w:hAnsi="Palatino Linotype"/>
+          <w:lang w:val="es-ES"/>
+        </w:rPr>
+        <w:t xml:space="preserve"> </w:t>
+      </w:r>
+      <w:r>
+        <w:rPr>
+          <w:rFonts w:ascii="Palatino Linotype" w:hAnsi="Palatino Linotype"/>
+          <w:b/>
+          <w:bCs/>
+          <w:lang w:val="es-ES"/>
+        </w:rPr>
+        <w:t>(AÑADIR CARPETA AL GITHUB, REVISAR PRIMERO TO</w:t>
+      </w:r>
+      <w:r>
+        <w:rPr>
+          <w:rFonts w:ascii="Palatino Linotype" w:hAnsi="Palatino Linotype"/>
+          <w:b/>
+          <w:bCs/>
+          <w:lang w:val="es-ES"/>
+        </w:rPr>
+        <w:t>DOS LOS PROMPTS)</w:t>
       </w:r>
     </w:p>
     <w:sectPr>
-      <w:headerReference w:type="default" r:id="rId7"/>
+      <w:headerReference w:type="default" r:id="rId9"/>
       <w:pgSz w:w="11906" w:h="16838"/>
       <w:pgMar w:top="1417" w:right="1701" w:bottom="1417" w:left="1701" w:header="708" w:footer="708" w:gutter="0"/>
       <w:cols w:space="708"/>
@@ -2858,6 +4953,53 @@
       <w:lang w:val="es-ES" w:eastAsia="es-ES_tradnl"/>
     </w:rPr>
   </w:style>
+  <w:style w:type="paragraph" w:customStyle="1" w:styleId="isselectedend">
+    <w:name w:val="isselectedend"/>
+    <w:basedOn w:val="Normal"/>
+    <w:rsid w:val="009745F0"/>
+    <w:pPr>
+      <w:spacing w:before="100" w:beforeAutospacing="1" w:after="100" w:afterAutospacing="1" w:line="240" w:lineRule="auto"/>
+    </w:pPr>
+    <w:rPr>
+      <w:rFonts w:ascii="Times New Roman" w:eastAsia="Times New Roman" w:hAnsi="Times New Roman" w:cs="Times New Roman"/>
+      <w:sz w:val="24"/>
+      <w:szCs w:val="24"/>
+      <w:lang w:val="es-ES" w:eastAsia="es-ES_tradnl"/>
+    </w:rPr>
+  </w:style>
+  <w:style w:type="character" w:styleId="Textodelmarcadordeposicin">
+    <w:name w:val="Placeholder Text"/>
+    <w:basedOn w:val="Fuentedeprrafopredeter"/>
+    <w:uiPriority w:val="99"/>
+    <w:semiHidden/>
+    <w:rsid w:val="00692AFF"/>
+    <w:rPr>
+      <w:color w:val="666666"/>
+    </w:rPr>
+  </w:style>
+  <w:style w:type="character" w:styleId="Hipervnculo">
+    <w:name w:val="Hyperlink"/>
+    <w:basedOn w:val="Fuentedeprrafopredeter"/>
+    <w:uiPriority w:val="99"/>
+    <w:unhideWhenUsed/>
+    <w:rsid w:val="000974E9"/>
+    <w:rPr>
+      <w:color w:val="467886" w:themeColor="hyperlink"/>
+      <w:u w:val="single"/>
+    </w:rPr>
+  </w:style>
+  <w:style w:type="character" w:styleId="Mencinsinresolver">
+    <w:name w:val="Unresolved Mention"/>
+    <w:basedOn w:val="Fuentedeprrafopredeter"/>
+    <w:uiPriority w:val="99"/>
+    <w:semiHidden/>
+    <w:unhideWhenUsed/>
+    <w:rsid w:val="000974E9"/>
+    <w:rPr>
+      <w:color w:val="605E5C"/>
+      <w:shd w:val="clear" w:color="auto" w:fill="E1DFDD"/>
+    </w:rPr>
+  </w:style>
 </w:styles>
 </file>
 

--- a/boceto TFG/materiales y métodos definitivo.docx
+++ b/boceto TFG/materiales y métodos definitivo.docx
@@ -43,7 +43,49 @@
           <w:rFonts w:ascii="Palatino Linotype" w:hAnsi="Palatino Linotype"/>
           <w:lang w:val="es-ES"/>
         </w:rPr>
-        <w:t>El estudio incluye la leche de vaca y 3 bebidas vegetales: Bebida de soja, bebida de avena y bebida de almendra.</w:t>
+        <w:t>El estudio incluye la leche de vaca y 3 bebidas vegetales: Bebida</w:t>
+      </w:r>
+      <w:r>
+        <w:rPr>
+          <w:rFonts w:ascii="Palatino Linotype" w:hAnsi="Palatino Linotype"/>
+          <w:lang w:val="es-ES"/>
+        </w:rPr>
+        <w:t>s</w:t>
+      </w:r>
+      <w:r>
+        <w:rPr>
+          <w:rFonts w:ascii="Palatino Linotype" w:hAnsi="Palatino Linotype"/>
+          <w:lang w:val="es-ES"/>
+        </w:rPr>
+        <w:t xml:space="preserve"> de soja, bebida</w:t>
+      </w:r>
+      <w:r>
+        <w:rPr>
+          <w:rFonts w:ascii="Palatino Linotype" w:hAnsi="Palatino Linotype"/>
+          <w:lang w:val="es-ES"/>
+        </w:rPr>
+        <w:t>s</w:t>
+      </w:r>
+      <w:r>
+        <w:rPr>
+          <w:rFonts w:ascii="Palatino Linotype" w:hAnsi="Palatino Linotype"/>
+          <w:lang w:val="es-ES"/>
+        </w:rPr>
+        <w:t xml:space="preserve"> de avena y bebida</w:t>
+      </w:r>
+      <w:r>
+        <w:rPr>
+          <w:rFonts w:ascii="Palatino Linotype" w:hAnsi="Palatino Linotype"/>
+          <w:lang w:val="es-ES"/>
+        </w:rPr>
+        <w:t>s</w:t>
+      </w:r>
+      <w:r>
+        <w:rPr>
+          <w:rFonts w:ascii="Palatino Linotype" w:hAnsi="Palatino Linotype"/>
+          <w:lang w:val="es-ES"/>
+        </w:rPr>
+        <w:t xml:space="preserve"> de almendra.</w:t>
       </w:r>
       <w:r>
         <w:rPr>
@@ -578,7 +620,49 @@
           <w:rFonts w:ascii="Palatino Linotype" w:hAnsi="Palatino Linotype"/>
           <w:lang w:val="es-ES"/>
         </w:rPr>
-        <w:t xml:space="preserve"> a las categorías de interés (leche de vaca, bebida de soja, bebida de avena y bebida de almendra) y otorga</w:t>
+        <w:t xml:space="preserve"> a las categorías de interés (leche de vaca, bebida</w:t>
+      </w:r>
+      <w:r>
+        <w:rPr>
+          <w:rFonts w:ascii="Palatino Linotype" w:hAnsi="Palatino Linotype"/>
+          <w:lang w:val="es-ES"/>
+        </w:rPr>
+        <w:t>s</w:t>
+      </w:r>
+      <w:r>
+        <w:rPr>
+          <w:rFonts w:ascii="Palatino Linotype" w:hAnsi="Palatino Linotype"/>
+          <w:lang w:val="es-ES"/>
+        </w:rPr>
+        <w:t xml:space="preserve"> de soja, bebida</w:t>
+      </w:r>
+      <w:r>
+        <w:rPr>
+          <w:rFonts w:ascii="Palatino Linotype" w:hAnsi="Palatino Linotype"/>
+          <w:lang w:val="es-ES"/>
+        </w:rPr>
+        <w:t>s</w:t>
+      </w:r>
+      <w:r>
+        <w:rPr>
+          <w:rFonts w:ascii="Palatino Linotype" w:hAnsi="Palatino Linotype"/>
+          <w:lang w:val="es-ES"/>
+        </w:rPr>
+        <w:t xml:space="preserve"> de avena y bebida</w:t>
+      </w:r>
+      <w:r>
+        <w:rPr>
+          <w:rFonts w:ascii="Palatino Linotype" w:hAnsi="Palatino Linotype"/>
+          <w:lang w:val="es-ES"/>
+        </w:rPr>
+        <w:t>s</w:t>
+      </w:r>
+      <w:r>
+        <w:rPr>
+          <w:rFonts w:ascii="Palatino Linotype" w:hAnsi="Palatino Linotype"/>
+          <w:lang w:val="es-ES"/>
+        </w:rPr>
+        <w:t xml:space="preserve"> de almendra) y otorga</w:t>
       </w:r>
       <w:r>
         <w:rPr>
@@ -1653,7 +1737,28 @@
           <w:rFonts w:ascii="Palatino Linotype" w:hAnsi="Palatino Linotype"/>
           <w:lang w:val="es-ES"/>
         </w:rPr>
-        <w:t xml:space="preserve"> inclusión en el sistema </w:t>
+        <w:t xml:space="preserve"> </w:t>
+      </w:r>
+      <w:r>
+        <w:rPr>
+          <w:rFonts w:ascii="Palatino Linotype" w:hAnsi="Palatino Linotype"/>
+          <w:lang w:val="es-ES"/>
+        </w:rPr>
+        <w:t>importancia</w:t>
+      </w:r>
+      <w:r>
+        <w:rPr>
+          <w:rFonts w:ascii="Palatino Linotype" w:hAnsi="Palatino Linotype"/>
+          <w:lang w:val="es-ES"/>
+        </w:rPr>
+        <w:t xml:space="preserve"> en el sistema </w:t>
+      </w:r>
+      <w:r>
+        <w:rPr>
+          <w:rFonts w:ascii="Palatino Linotype" w:hAnsi="Palatino Linotype"/>
+          <w:lang w:val="es-ES"/>
+        </w:rPr>
+        <w:t xml:space="preserve">de evaluación nutricional </w:t>
       </w:r>
       <w:proofErr w:type="spellStart"/>
       <w:r>
@@ -2943,7 +3048,7 @@
           <w:rFonts w:ascii="Palatino Linotype" w:hAnsi="Palatino Linotype"/>
           <w:lang w:val="es-ES"/>
         </w:rPr>
-        <w:t>DASHBOARD INTERACTIVO</w:t>
+        <w:t>SOFTWARE Y REPOSITORIO PÚBLICO</w:t>
       </w:r>
     </w:p>
     <w:p>
@@ -2951,27 +3056,44 @@
         <w:jc w:val="both"/>
         <w:rPr>
           <w:rFonts w:ascii="Palatino Linotype" w:hAnsi="Palatino Linotype"/>
-          <w:b/>
-          <w:bCs/>
-          <w:lang w:val="es-ES"/>
-        </w:rPr>
-      </w:pPr>
-      <w:r>
-        <w:rPr>
-          <w:rFonts w:ascii="Palatino Linotype" w:hAnsi="Palatino Linotype"/>
-          <w:lang w:val="es-ES"/>
-        </w:rPr>
-        <w:t xml:space="preserve">Para poder visualizar las variables nutricionales junto a los resultados del </w:t>
+          <w:lang w:val="es-ES"/>
+        </w:rPr>
+      </w:pPr>
+      <w:r>
+        <w:rPr>
+          <w:rFonts w:ascii="Palatino Linotype" w:hAnsi="Palatino Linotype"/>
+          <w:lang w:val="es-ES"/>
+        </w:rPr>
+        <w:t xml:space="preserve">El estudio </w:t>
+      </w:r>
+      <w:r>
+        <w:rPr>
+          <w:rFonts w:ascii="Palatino Linotype" w:hAnsi="Palatino Linotype"/>
+          <w:lang w:val="es-ES"/>
+        </w:rPr>
+        <w:t>se realizó</w:t>
+      </w:r>
+      <w:r>
+        <w:rPr>
+          <w:rFonts w:ascii="Palatino Linotype" w:hAnsi="Palatino Linotype"/>
+          <w:lang w:val="es-ES"/>
+        </w:rPr>
+        <w:t xml:space="preserve"> con el programa </w:t>
+      </w:r>
+      <w:r>
+        <w:rPr>
+          <w:rFonts w:ascii="Palatino Linotype" w:hAnsi="Palatino Linotype"/>
+          <w:lang w:val="es-ES"/>
+        </w:rPr>
+        <w:t xml:space="preserve">R (versión 4.6.0), mediante la interfaz </w:t>
       </w:r>
       <w:proofErr w:type="spellStart"/>
       <w:r>
         <w:rPr>
           <w:rFonts w:ascii="Palatino Linotype" w:hAnsi="Palatino Linotype"/>
-          <w:i/>
-          <w:iCs/>
-          <w:lang w:val="es-ES"/>
-        </w:rPr>
-        <w:t>scoring</w:t>
+          <w:lang w:val="es-ES"/>
+        </w:rPr>
+        <w:t>RStudio</w:t>
       </w:r>
       <w:proofErr w:type="spellEnd"/>
       <w:r>
@@ -2979,7 +3101,7 @@
           <w:rFonts w:ascii="Palatino Linotype" w:hAnsi="Palatino Linotype"/>
           <w:lang w:val="es-ES"/>
         </w:rPr>
-        <w:t xml:space="preserve">, </w:t>
+        <w:t xml:space="preserve"> (versión 2026.01.1+403). Para procesar y realizar el análisis de datos, </w:t>
       </w:r>
       <w:r>
         <w:rPr>
@@ -2993,149 +3115,6 @@
           <w:rFonts w:ascii="Palatino Linotype" w:hAnsi="Palatino Linotype"/>
           <w:lang w:val="es-ES"/>
         </w:rPr>
-        <w:t xml:space="preserve">desarrolló </w:t>
-      </w:r>
-      <w:r>
-        <w:rPr>
-          <w:rFonts w:ascii="Palatino Linotype" w:hAnsi="Palatino Linotype"/>
-          <w:lang w:val="es-ES"/>
-        </w:rPr>
-        <w:t xml:space="preserve">un </w:t>
-      </w:r>
-      <w:proofErr w:type="spellStart"/>
-      <w:r>
-        <w:rPr>
-          <w:rFonts w:ascii="Palatino Linotype" w:hAnsi="Palatino Linotype"/>
-          <w:lang w:val="es-ES"/>
-        </w:rPr>
-        <w:t>dashboard</w:t>
-      </w:r>
-      <w:proofErr w:type="spellEnd"/>
-      <w:r>
-        <w:rPr>
-          <w:rFonts w:ascii="Palatino Linotype" w:hAnsi="Palatino Linotype"/>
-          <w:lang w:val="es-ES"/>
-        </w:rPr>
-        <w:t xml:space="preserve"> interactivo como herramienta complementaria.</w:t>
-      </w:r>
-      <w:r>
-        <w:rPr>
-          <w:rFonts w:ascii="Palatino Linotype" w:hAnsi="Palatino Linotype"/>
-          <w:lang w:val="es-ES"/>
-        </w:rPr>
-        <w:t xml:space="preserve"> </w:t>
-      </w:r>
-      <w:r>
-        <w:rPr>
-          <w:rFonts w:ascii="Palatino Linotype" w:hAnsi="Palatino Linotype"/>
-          <w:lang w:val="es-ES"/>
-        </w:rPr>
-        <w:t>(</w:t>
-      </w:r>
-      <w:r>
-        <w:rPr>
-          <w:rFonts w:ascii="Palatino Linotype" w:hAnsi="Palatino Linotype"/>
-          <w:b/>
-          <w:bCs/>
-          <w:lang w:val="es-ES"/>
-        </w:rPr>
-        <w:t>EXPLICAR MEJOR UNA VEZ LO HAGA</w:t>
-      </w:r>
-      <w:r>
-        <w:rPr>
-          <w:rFonts w:ascii="Palatino Linotype" w:hAnsi="Palatino Linotype"/>
-          <w:b/>
-          <w:bCs/>
-          <w:lang w:val="es-ES"/>
-        </w:rPr>
-        <w:t>)</w:t>
-      </w:r>
-    </w:p>
-    <w:p>
-      <w:pPr>
-        <w:pStyle w:val="Prrafodelista"/>
-        <w:numPr>
-          <w:ilvl w:val="1"/>
-          <w:numId w:val="2"/>
-        </w:numPr>
-        <w:jc w:val="both"/>
-        <w:rPr>
-          <w:rFonts w:ascii="Palatino Linotype" w:hAnsi="Palatino Linotype"/>
-          <w:lang w:val="es-ES"/>
-        </w:rPr>
-      </w:pPr>
-      <w:r>
-        <w:rPr>
-          <w:rFonts w:ascii="Palatino Linotype" w:hAnsi="Palatino Linotype"/>
-          <w:lang w:val="es-ES"/>
-        </w:rPr>
-        <w:t>SOFTWARE Y REPOSITORIO PÚBLICO</w:t>
-      </w:r>
-    </w:p>
-    <w:p>
-      <w:pPr>
-        <w:jc w:val="both"/>
-        <w:rPr>
-          <w:rFonts w:ascii="Palatino Linotype" w:hAnsi="Palatino Linotype"/>
-          <w:lang w:val="es-ES"/>
-        </w:rPr>
-      </w:pPr>
-      <w:r>
-        <w:rPr>
-          <w:rFonts w:ascii="Palatino Linotype" w:hAnsi="Palatino Linotype"/>
-          <w:lang w:val="es-ES"/>
-        </w:rPr>
-        <w:t xml:space="preserve">El estudio </w:t>
-      </w:r>
-      <w:r>
-        <w:rPr>
-          <w:rFonts w:ascii="Palatino Linotype" w:hAnsi="Palatino Linotype"/>
-          <w:lang w:val="es-ES"/>
-        </w:rPr>
-        <w:t>se realizó</w:t>
-      </w:r>
-      <w:r>
-        <w:rPr>
-          <w:rFonts w:ascii="Palatino Linotype" w:hAnsi="Palatino Linotype"/>
-          <w:lang w:val="es-ES"/>
-        </w:rPr>
-        <w:t xml:space="preserve"> con el programa </w:t>
-      </w:r>
-      <w:r>
-        <w:rPr>
-          <w:rFonts w:ascii="Palatino Linotype" w:hAnsi="Palatino Linotype"/>
-          <w:lang w:val="es-ES"/>
-        </w:rPr>
-        <w:t xml:space="preserve">R (versión 4.6.0.), mediante la interfaz </w:t>
-      </w:r>
-      <w:proofErr w:type="spellStart"/>
-      <w:r>
-        <w:rPr>
-          <w:rFonts w:ascii="Palatino Linotype" w:hAnsi="Palatino Linotype"/>
-          <w:lang w:val="es-ES"/>
-        </w:rPr>
-        <w:t>RStudio</w:t>
-      </w:r>
-      <w:proofErr w:type="spellEnd"/>
-      <w:r>
-        <w:rPr>
-          <w:rFonts w:ascii="Palatino Linotype" w:hAnsi="Palatino Linotype"/>
-          <w:lang w:val="es-ES"/>
-        </w:rPr>
-        <w:t xml:space="preserve"> (versión 2026.01.1+403). Para procesar y realizar el análisis de datos, </w:t>
-      </w:r>
-      <w:r>
-        <w:rPr>
-          <w:rFonts w:ascii="Palatino Linotype" w:hAnsi="Palatino Linotype"/>
-          <w:lang w:val="es-ES"/>
-        </w:rPr>
-        <w:t xml:space="preserve">se </w:t>
-      </w:r>
-      <w:r>
-        <w:rPr>
-          <w:rFonts w:ascii="Palatino Linotype" w:hAnsi="Palatino Linotype"/>
-          <w:lang w:val="es-ES"/>
-        </w:rPr>
         <w:t>utilizaron</w:t>
       </w:r>
       <w:r>
@@ -3143,7 +3122,21 @@
           <w:rFonts w:ascii="Palatino Linotype" w:hAnsi="Palatino Linotype"/>
           <w:lang w:val="es-ES"/>
         </w:rPr>
-        <w:t xml:space="preserve"> los siguientes paquetes: (1) </w:t>
+        <w:t xml:space="preserve"> los siguientes paquetes</w:t>
+      </w:r>
+      <w:r>
+        <w:rPr>
+          <w:rFonts w:ascii="Palatino Linotype" w:hAnsi="Palatino Linotype"/>
+          <w:lang w:val="es-ES"/>
+        </w:rPr>
+        <w:t xml:space="preserve"> [24] </w:t>
+      </w:r>
+      <w:r>
+        <w:rPr>
+          <w:rFonts w:ascii="Palatino Linotype" w:hAnsi="Palatino Linotype"/>
+          <w:lang w:val="es-ES"/>
+        </w:rPr>
+        <w:t xml:space="preserve">: (1) </w:t>
       </w:r>
       <w:proofErr w:type="spellStart"/>
       <w:r>
